--- a/doc/Microsoft Word-Dokument (neu).docx
+++ b/doc/Microsoft Word-Dokument (neu).docx
@@ -75,7 +75,7 @@
     <w:p>
       <w:r>
         <w:pict w14:anchorId="15A21C32">
-          <v:rect id="_x0000_i1097" style="width:0;height:1.5pt" o:hralign="center" o:hrstd="t" o:hr="t" fillcolor="#a0a0a0" stroked="f"/>
+          <v:rect id="_x0000_i1025" style="width:0;height:1.5pt" o:hralign="center" o:hrstd="t" o:hr="t" fillcolor="#a0a0a0" stroked="f"/>
         </w:pict>
       </w:r>
     </w:p>
@@ -1109,7 +1109,7 @@
     <w:p>
       <w:r>
         <w:pict w14:anchorId="07206EE1">
-          <v:rect id="_x0000_i1098" style="width:0;height:1.5pt" o:hralign="center" o:hrstd="t" o:hr="t" fillcolor="#a0a0a0" stroked="f"/>
+          <v:rect id="_x0000_i1026" style="width:0;height:1.5pt" o:hralign="center" o:hrstd="t" o:hr="t" fillcolor="#a0a0a0" stroked="f"/>
         </w:pict>
       </w:r>
     </w:p>
@@ -3476,7 +3476,7 @@
     <w:p>
       <w:r>
         <w:pict w14:anchorId="024A5082">
-          <v:rect id="_x0000_i1099" style="width:0;height:1.5pt" o:hralign="center" o:hrstd="t" o:hr="t" fillcolor="#a0a0a0" stroked="f"/>
+          <v:rect id="_x0000_i1027" style="width:0;height:1.5pt" o:hralign="center" o:hrstd="t" o:hr="t" fillcolor="#a0a0a0" stroked="f"/>
         </w:pict>
       </w:r>
     </w:p>
@@ -3761,31 +3761,15 @@
       </w:r>
       <w:proofErr w:type="spellEnd"/>
       <w:r>
-        <w:t xml:space="preserve"> + </w:t>
-      </w:r>
-      <w:proofErr w:type="gramStart"/>
-      <w:r>
-        <w:t>i,(</w:t>
-      </w:r>
-      <w:proofErr w:type="gramEnd"/>
-      <w:r>
-        <w:t>a_{</w:t>
-      </w:r>
-      <w:proofErr w:type="spellStart"/>
-      <w:r>
-        <w:t>o_</w:t>
-      </w:r>
-      <w:proofErr w:type="gramStart"/>
-      <w:r>
-        <w:t>k</w:t>
-      </w:r>
-      <w:proofErr w:type="spellEnd"/>
-      <w:r>
-        <w:t>}+</w:t>
-      </w:r>
-      <w:proofErr w:type="gramEnd"/>
-      <w:r>
-        <w:t>g) + \</w:t>
+        <w:t xml:space="preserve"> + i,(a_{</w:t>
+      </w:r>
+      <w:proofErr w:type="spellStart"/>
+      <w:r>
+        <w:t>o_k</w:t>
+      </w:r>
+      <w:proofErr w:type="spellEnd"/>
+      <w:r>
+        <w:t>}+g) + \</w:t>
       </w:r>
       <w:proofErr w:type="spellStart"/>
       <w:r>
@@ -3817,31 +3801,15 @@
       </w:r>
       <w:proofErr w:type="spellEnd"/>
       <w:r>
-        <w:t xml:space="preserve"> + </w:t>
-      </w:r>
-      <w:proofErr w:type="gramStart"/>
-      <w:r>
-        <w:t>j,(</w:t>
-      </w:r>
-      <w:proofErr w:type="gramEnd"/>
-      <w:r>
-        <w:t>c_{</w:t>
-      </w:r>
-      <w:proofErr w:type="spellStart"/>
-      <w:r>
-        <w:t>o_</w:t>
-      </w:r>
-      <w:proofErr w:type="gramStart"/>
-      <w:r>
-        <w:t>k</w:t>
-      </w:r>
-      <w:proofErr w:type="spellEnd"/>
-      <w:r>
-        <w:t>}+</w:t>
-      </w:r>
-      <w:proofErr w:type="gramEnd"/>
-      <w:r>
-        <w:t>g) + \</w:t>
+        <w:t xml:space="preserve"> + j,(c_{</w:t>
+      </w:r>
+      <w:proofErr w:type="spellStart"/>
+      <w:r>
+        <w:t>o_k</w:t>
+      </w:r>
+      <w:proofErr w:type="spellEnd"/>
+      <w:r>
+        <w:t>}+g) + \</w:t>
       </w:r>
       <w:proofErr w:type="spellStart"/>
       <w:r>
@@ -3857,15 +3825,7 @@
       </w:r>
       <w:proofErr w:type="spellEnd"/>
       <w:r>
-        <w:t>}}{</w:t>
-      </w:r>
-      <w:proofErr w:type="gramStart"/>
-      <w:r>
-        <w:t>2}$</w:t>
-      </w:r>
-      <w:proofErr w:type="gramEnd"/>
-      <w:r>
-        <w:t>$</w:t>
+        <w:t>}}{2}$$</w:t>
       </w:r>
     </w:p>
     <w:p>
@@ -3916,7 +3876,6 @@
         <w:t> ein Block. Man rechnet beide Orientierungen und nimmt die mit $\</w:t>
       </w:r>
       <w:proofErr w:type="spellStart"/>
-      <w:proofErr w:type="gramStart"/>
       <w:r>
         <w:t>max</w:t>
       </w:r>
@@ -3925,7 +3884,6 @@
         <w:t>(</w:t>
       </w:r>
       <w:proofErr w:type="spellStart"/>
-      <w:proofErr w:type="gramEnd"/>
       <w:r>
         <w:t>n_x</w:t>
       </w:r>
@@ -3943,19 +3901,11 @@
       </w:r>
       <w:proofErr w:type="spellStart"/>
       <w:r>
-        <w:t>n_</w:t>
-      </w:r>
-      <w:proofErr w:type="gramStart"/>
-      <w:r>
-        <w:t>y</w:t>
-      </w:r>
-      <w:proofErr w:type="spellEnd"/>
-      <w:r>
-        <w:t>)$</w:t>
-      </w:r>
-      <w:proofErr w:type="gramEnd"/>
-      <w:r>
-        <w:t>.</w:t>
+        <w:t>n_y</w:t>
+      </w:r>
+      <w:proofErr w:type="spellEnd"/>
+      <w:r>
+        <w:t>)$.</w:t>
       </w:r>
     </w:p>
     <w:p>
@@ -3976,17 +3926,12 @@
         <w:t> Block A mit 0° und $n_1$ Spalten, Block B mit 90° füllt den Rest. $$\</w:t>
       </w:r>
       <w:proofErr w:type="spellStart"/>
-      <w:proofErr w:type="gramStart"/>
       <w:r>
         <w:t>text</w:t>
       </w:r>
       <w:proofErr w:type="spellEnd"/>
       <w:r>
-        <w:t>{für }</w:t>
-      </w:r>
-      <w:proofErr w:type="gramEnd"/>
-      <w:r>
-        <w:t xml:space="preserve"> n_1 = 0 \</w:t>
+        <w:t>{für } n_1 = 0 \</w:t>
       </w:r>
       <w:proofErr w:type="spellStart"/>
       <w:r>
@@ -4018,60 +3963,15 @@
       </w:r>
       <w:proofErr w:type="spellEnd"/>
       <w:r>
-        <w:t xml:space="preserve"> n_2 = </w:t>
-      </w:r>
-      <w:proofErr w:type="gramStart"/>
-      <w:r>
-        <w:t>n(</w:t>
-      </w:r>
-      <w:proofErr w:type="gramEnd"/>
-      <w:r>
-        <w:t xml:space="preserve">L_P - n_1 </w:t>
-      </w:r>
-      <w:proofErr w:type="gramStart"/>
-      <w:r>
-        <w:t>l,\</w:t>
-      </w:r>
-      <w:proofErr w:type="gramEnd"/>
-      <w:r>
-        <w:t xml:space="preserve"> b</w:t>
-      </w:r>
-      <w:proofErr w:type="gramStart"/>
-      <w:r>
-        <w:t>),\</w:t>
-      </w:r>
-      <w:proofErr w:type="spellStart"/>
-      <w:proofErr w:type="gramEnd"/>
+        <w:t xml:space="preserve"> n_2 = n(L_P - n_1 l,\ b),\</w:t>
+      </w:r>
+      <w:proofErr w:type="spellStart"/>
       <w:r>
         <w:t>quad</w:t>
       </w:r>
       <w:proofErr w:type="spellEnd"/>
       <w:r>
-        <w:t xml:space="preserve"> N = n_1, </w:t>
-      </w:r>
-      <w:proofErr w:type="gramStart"/>
-      <w:r>
-        <w:t>n(</w:t>
-      </w:r>
-      <w:proofErr w:type="gramEnd"/>
-      <w:r>
-        <w:t xml:space="preserve">B_P, b) + n_2, </w:t>
-      </w:r>
-      <w:proofErr w:type="gramStart"/>
-      <w:r>
-        <w:t>n(</w:t>
-      </w:r>
-      <w:proofErr w:type="gramEnd"/>
-      <w:r>
-        <w:t xml:space="preserve">B_P, </w:t>
-      </w:r>
-      <w:proofErr w:type="gramStart"/>
-      <w:r>
-        <w:t>l)$</w:t>
-      </w:r>
-      <w:proofErr w:type="gramEnd"/>
-      <w:r>
-        <w:t>$ Genommen wird das $n_1$ mit dem größten $N$. Das ist eine </w:t>
+        <w:t xml:space="preserve"> N = n_1, n(B_P, b) + n_2, n(B_P, l)$$ Genommen wird das $n_1$ mit dem größten $N$. Das ist eine </w:t>
       </w:r>
       <w:r>
         <w:rPr>
@@ -4170,18 +4070,13 @@
       </w:r>
       <w:proofErr w:type="spellStart"/>
       <w:r>
-        <w:t>max_</w:t>
-      </w:r>
-      <w:proofErr w:type="gramStart"/>
-      <w:r>
-        <w:t>k</w:t>
+        <w:t>max_k</w:t>
       </w:r>
       <w:proofErr w:type="spellEnd"/>
       <w:r>
         <w:t>(</w:t>
       </w:r>
       <w:proofErr w:type="spellStart"/>
-      <w:proofErr w:type="gramEnd"/>
       <w:r>
         <w:t>x_k</w:t>
       </w:r>
@@ -4190,25 +4085,12 @@
         <w:t xml:space="preserve"> + \</w:t>
       </w:r>
       <w:proofErr w:type="spellStart"/>
-      <w:proofErr w:type="gramStart"/>
       <w:r>
         <w:t>text</w:t>
       </w:r>
       <w:proofErr w:type="spellEnd"/>
       <w:r>
-        <w:t>{</w:t>
-      </w:r>
-      <w:proofErr w:type="gramEnd"/>
-      <w:r>
-        <w:t>Blockbreite}_</w:t>
-      </w:r>
-      <w:proofErr w:type="gramStart"/>
-      <w:r>
-        <w:t>k)$</w:t>
-      </w:r>
-      <w:proofErr w:type="gramEnd"/>
-      <w:r>
-        <w:t>. Versatz bei zentrierter Lage: $</w:t>
+        <w:t>{Blockbreite}_k)$. Versatz bei zentrierter Lage: $</w:t>
       </w:r>
       <w:proofErr w:type="spellStart"/>
       <w:r>
@@ -4216,15 +4098,7 @@
       </w:r>
       <w:proofErr w:type="spellEnd"/>
       <w:r>
-        <w:t xml:space="preserve"> = (L_P - W_</w:t>
-      </w:r>
-      <w:proofErr w:type="gramStart"/>
-      <w:r>
-        <w:t>X)/</w:t>
-      </w:r>
-      <w:proofErr w:type="gramEnd"/>
-      <w:r>
-        <w:t>2$, ebenso für Y. Die Kartons liegen innerhalb eines Blocks und zwischen Blöcken Kante an Kante. Der Restplatz wird auf die Ränder verteilt.</w:t>
+        <w:t xml:space="preserve"> = (L_P - W_X)/2$, ebenso für Y. Die Kartons liegen innerhalb eines Blocks und zwischen Blöcken Kante an Kante. Der Restplatz wird auf die Ränder verteilt.</w:t>
       </w:r>
     </w:p>
     <w:p>
@@ -4769,23 +4643,7 @@
     </w:p>
     <w:p>
       <w:r>
-        <w:t>Die Ecken im Grundsystem sind E1 = (0,0), E2 = ($L_P$,0), E3 = ($L_P</w:t>
-      </w:r>
-      <w:proofErr w:type="gramStart"/>
-      <w:r>
-        <w:t>$,$</w:t>
-      </w:r>
-      <w:proofErr w:type="gramEnd"/>
-      <w:r>
-        <w:t>B_P$), E4 = (</w:t>
-      </w:r>
-      <w:proofErr w:type="gramStart"/>
-      <w:r>
-        <w:t>0,$</w:t>
-      </w:r>
-      <w:proofErr w:type="gramEnd"/>
-      <w:r>
-        <w:t>B_P$). Es gibt drei mögliche Konventionen:</w:t>
+        <w:t>Die Ecken im Grundsystem sind E1 = (0,0), E2 = ($L_P$,0), E3 = ($L_P$,$B_P$), E4 = (0,$B_P$). Es gibt drei mögliche Konventionen:</w:t>
       </w:r>
     </w:p>
     <w:tbl>
@@ -4970,67 +4828,35 @@
             </w:r>
             <w:proofErr w:type="spellStart"/>
             <w:r>
-              <w:t>s_</w:t>
-            </w:r>
-            <w:proofErr w:type="gramStart"/>
-            <w:r>
-              <w:t>x</w:t>
+              <w:t>s_x</w:t>
             </w:r>
             <w:proofErr w:type="spellEnd"/>
             <w:r>
-              <w:t>(</w:t>
-            </w:r>
-            <w:proofErr w:type="gramEnd"/>
-            <w:r>
-              <w:t xml:space="preserve">x - </w:t>
+              <w:t xml:space="preserve">(x - </w:t>
             </w:r>
             <w:proofErr w:type="spellStart"/>
             <w:r>
-              <w:t>x_</w:t>
-            </w:r>
-            <w:proofErr w:type="gramStart"/>
-            <w:r>
-              <w:t>E</w:t>
+              <w:t>x_E</w:t>
             </w:r>
             <w:proofErr w:type="spellEnd"/>
             <w:r>
-              <w:t>)$</w:t>
-            </w:r>
-            <w:proofErr w:type="gramEnd"/>
-            <w:r>
-              <w:t xml:space="preserve">, $y' = </w:t>
+              <w:t xml:space="preserve">)$, $y' = </w:t>
             </w:r>
             <w:proofErr w:type="spellStart"/>
             <w:r>
-              <w:t>s_</w:t>
-            </w:r>
-            <w:proofErr w:type="gramStart"/>
-            <w:r>
-              <w:t>y</w:t>
+              <w:t>s_y</w:t>
             </w:r>
             <w:proofErr w:type="spellEnd"/>
             <w:r>
-              <w:t>(</w:t>
-            </w:r>
-            <w:proofErr w:type="gramEnd"/>
-            <w:r>
-              <w:t xml:space="preserve">y - </w:t>
+              <w:t xml:space="preserve">(y - </w:t>
             </w:r>
             <w:proofErr w:type="spellStart"/>
             <w:r>
-              <w:t>y_</w:t>
-            </w:r>
-            <w:proofErr w:type="gramStart"/>
-            <w:r>
-              <w:t>E</w:t>
+              <w:t>y_E</w:t>
             </w:r>
             <w:proofErr w:type="spellEnd"/>
             <w:r>
-              <w:t>)$</w:t>
-            </w:r>
-            <w:proofErr w:type="gramEnd"/>
-            <w:r>
-              <w:t xml:space="preserve"> mit $s = \pm1$</w:t>
+              <w:t>)$ mit $s = \pm1$</w:t>
             </w:r>
           </w:p>
         </w:tc>
@@ -5132,15 +4958,7 @@
             </w:r>
             <w:proofErr w:type="spellEnd"/>
             <w:r>
-              <w:t xml:space="preserve"> \in {0, 90, 180, </w:t>
-            </w:r>
-            <w:proofErr w:type="gramStart"/>
-            <w:r>
-              <w:t>270}°</w:t>
-            </w:r>
-            <w:proofErr w:type="gramEnd"/>
-            <w:r>
-              <w:t>$ gedreht</w:t>
+              <w:t xml:space="preserve"> \in {0, 90, 180, 270}°$ gedreht</w:t>
             </w:r>
           </w:p>
         </w:tc>
@@ -5306,7 +5124,7 @@
     <w:p>
       <w:r>
         <w:pict w14:anchorId="77FF497D">
-          <v:rect id="_x0000_i1100" style="width:0;height:1.5pt" o:hralign="center" o:hrstd="t" o:hr="t" fillcolor="#a0a0a0" stroked="f"/>
+          <v:rect id="_x0000_i1028" style="width:0;height:1.5pt" o:hralign="center" o:hrstd="t" o:hr="t" fillcolor="#a0a0a0" stroked="f"/>
         </w:pict>
       </w:r>
     </w:p>
@@ -5365,11 +5183,7 @@
     </w:p>
     <w:p>
       <w:r>
-        <w:t xml:space="preserve">$$P_{Vor} = P_{Ziel} + </w:t>
-      </w:r>
-      <w:proofErr w:type="gramStart"/>
-      <w:r>
-        <w:t>s,(\cos\</w:t>
+        <w:t>$$P_{Vor} = P_{Ziel} + s,(\cos\</w:t>
       </w:r>
       <w:proofErr w:type="spellStart"/>
       <w:r>
@@ -5377,15 +5191,7 @@
       </w:r>
       <w:proofErr w:type="spellEnd"/>
       <w:r>
-        <w:t>,\</w:t>
-      </w:r>
-      <w:proofErr w:type="gramEnd"/>
-      <w:r>
-        <w:t xml:space="preserve"> </w:t>
-      </w:r>
-      <w:proofErr w:type="gramStart"/>
-      <w:r>
-        <w:t>\sin\</w:t>
+        <w:t>,\ \sin\</w:t>
       </w:r>
       <w:proofErr w:type="spellStart"/>
       <w:r>
@@ -5393,11 +5199,7 @@
       </w:r>
       <w:proofErr w:type="spellEnd"/>
       <w:r>
-        <w:t>)$</w:t>
-      </w:r>
-      <w:proofErr w:type="gramEnd"/>
-      <w:r>
-        <w:t>$</w:t>
+        <w:t>)$$</w:t>
       </w:r>
     </w:p>
     <w:p>
@@ -5902,44 +5704,15 @@
     </w:p>
     <w:p>
       <w:r>
-        <w:t>Der Karton im Grundsystem ist das Rechteck $[x_</w:t>
-      </w:r>
-      <w:proofErr w:type="gramStart"/>
-      <w:r>
-        <w:t>1,x</w:t>
-      </w:r>
-      <w:proofErr w:type="gramEnd"/>
-      <w:r>
-        <w:t>_</w:t>
-      </w:r>
-      <w:proofErr w:type="gramStart"/>
-      <w:r>
-        <w:t>2]\</w:t>
-      </w:r>
-      <w:proofErr w:type="spellStart"/>
-      <w:proofErr w:type="gramEnd"/>
+        <w:t>Der Karton im Grundsystem ist das Rechteck $[x_1,x_2]\</w:t>
+      </w:r>
+      <w:proofErr w:type="spellStart"/>
       <w:r>
         <w:t>times</w:t>
       </w:r>
       <w:proofErr w:type="spellEnd"/>
       <w:r>
-        <w:t>[y_</w:t>
-      </w:r>
-      <w:proofErr w:type="gramStart"/>
-      <w:r>
-        <w:t>1,y</w:t>
-      </w:r>
-      <w:proofErr w:type="gramEnd"/>
-      <w:r>
-        <w:t>_</w:t>
-      </w:r>
-      <w:proofErr w:type="gramStart"/>
-      <w:r>
-        <w:t>2]$</w:t>
-      </w:r>
-      <w:proofErr w:type="gramEnd"/>
-      <w:r>
-        <w:t>, die Prüftiefe ist $s$.</w:t>
+        <w:t>[y_1,y_2]$, die Prüftiefe ist $s$.</w:t>
       </w:r>
     </w:p>
     <w:p>
@@ -5951,15 +5724,7 @@
         <w:t>Schritt 1 – Zonen.</w:t>
       </w:r>
       <w:r>
-        <w:t xml:space="preserve"> Beispiel für die Ostzone: $$Z_0 = [x_</w:t>
-      </w:r>
-      <w:proofErr w:type="gramStart"/>
-      <w:r>
-        <w:t>2,\</w:t>
-      </w:r>
-      <w:proofErr w:type="gramEnd"/>
-      <w:r>
-        <w:t xml:space="preserve"> x_2+s] \</w:t>
+        <w:t xml:space="preserve"> Beispiel für die Ostzone: $$Z_0 = [x_2,\ x_2+s] \</w:t>
       </w:r>
       <w:proofErr w:type="spellStart"/>
       <w:r>
@@ -5970,34 +5735,20 @@
         <w:t xml:space="preserve"> [y_1+\</w:t>
       </w:r>
       <w:proofErr w:type="spellStart"/>
-      <w:proofErr w:type="gramStart"/>
       <w:r>
         <w:t>varepsilon</w:t>
       </w:r>
       <w:proofErr w:type="spellEnd"/>
       <w:r>
-        <w:t>,\</w:t>
-      </w:r>
-      <w:proofErr w:type="gramEnd"/>
-      <w:r>
-        <w:t xml:space="preserve"> y_2-\</w:t>
-      </w:r>
-      <w:proofErr w:type="spellStart"/>
-      <w:proofErr w:type="gramStart"/>
+        <w:t>,\ y_2-\</w:t>
+      </w:r>
+      <w:proofErr w:type="spellStart"/>
       <w:r>
         <w:t>varepsilon</w:t>
       </w:r>
       <w:proofErr w:type="spellEnd"/>
       <w:r>
-        <w:t>]$</w:t>
-      </w:r>
-      <w:proofErr w:type="gramEnd"/>
-      <w:r>
-        <w:t>$ Die Ecke Nordost ist $Z_1 = [x_2, x_2+</w:t>
-      </w:r>
-      <w:proofErr w:type="gramStart"/>
-      <w:r>
-        <w:t>s]\</w:t>
+        <w:t>]$$ Die Ecke Nordost ist $Z_1 = [x_2, x_2+s]\</w:t>
       </w:r>
       <w:proofErr w:type="spellStart"/>
       <w:r>
@@ -6005,19 +5756,7 @@
       </w:r>
       <w:proofErr w:type="spellEnd"/>
       <w:r>
-        <w:t>[</w:t>
-      </w:r>
-      <w:proofErr w:type="gramEnd"/>
-      <w:r>
-        <w:t>y_2, y_2+</w:t>
-      </w:r>
-      <w:proofErr w:type="gramStart"/>
-      <w:r>
-        <w:t>s]$</w:t>
-      </w:r>
-      <w:proofErr w:type="gramEnd"/>
-      <w:r>
-        <w:t>. Die übrigen 6 Zonen sind analog.</w:t>
+        <w:t>[y_2, y_2+s]$. Die übrigen 6 Zonen sind analog.</w:t>
       </w:r>
     </w:p>
     <w:p>
@@ -6056,37 +5795,22 @@
         <w:t>, j \</w:t>
       </w:r>
       <w:proofErr w:type="spellStart"/>
-      <w:proofErr w:type="gramStart"/>
       <w:r>
         <w:t>text</w:t>
       </w:r>
       <w:proofErr w:type="spellEnd"/>
       <w:r>
-        <w:t>{ bereits</w:t>
-      </w:r>
-      <w:proofErr w:type="gramEnd"/>
-      <w:r>
-        <w:t xml:space="preserve"> abgelegt}: \</w:t>
-      </w:r>
-      <w:proofErr w:type="spellStart"/>
-      <w:proofErr w:type="gramStart"/>
+        <w:t>{ bereits abgelegt}: \</w:t>
+      </w:r>
+      <w:proofErr w:type="spellStart"/>
       <w:r>
         <w:t>text</w:t>
       </w:r>
       <w:proofErr w:type="spellEnd"/>
       <w:r>
-        <w:t>{</w:t>
-      </w:r>
-      <w:proofErr w:type="gramEnd"/>
-      <w:r>
-        <w:t>Überlappung</w:t>
-      </w:r>
-      <w:proofErr w:type="gramStart"/>
-      <w:r>
-        <w:t>}(</w:t>
-      </w:r>
-      <w:proofErr w:type="spellStart"/>
-      <w:proofErr w:type="gramEnd"/>
+        <w:t>{Überlappung}(</w:t>
+      </w:r>
+      <w:proofErr w:type="spellStart"/>
       <w:r>
         <w:t>R_j</w:t>
       </w:r>
@@ -6245,13 +5969,8 @@
       </w:r>
       <w:proofErr w:type="spellEnd"/>
       <w:r>
-        <w:t>_{k+</w:t>
-      </w:r>
-      <w:proofErr w:type="gramStart"/>
-      <w:r>
-        <w:t>1}$</w:t>
-      </w:r>
-      <w:proofErr w:type="gramEnd"/>
+        <w:t>_{k+1}$</w:t>
+      </w:r>
     </w:p>
     <w:p>
       <w:r>
@@ -6283,14 +6002,9 @@
       </w:r>
       <w:proofErr w:type="spellEnd"/>
       <w:r>
-        <w:t>_{</w:t>
-      </w:r>
-      <w:proofErr w:type="gramStart"/>
-      <w:r>
-        <w:t>k:,</w:t>
-      </w:r>
-      <w:proofErr w:type="spellStart"/>
-      <w:proofErr w:type="gramEnd"/>
+        <w:t>_{k:,</w:t>
+      </w:r>
+      <w:proofErr w:type="spellStart"/>
       <w:r>
         <w:t>occ_k</w:t>
       </w:r>
@@ -6370,15 +6084,7 @@
       </w:r>
       <w:proofErr w:type="spellEnd"/>
       <w:r>
-        <w:t xml:space="preserve"> v = (1,</w:t>
-      </w:r>
-      <w:proofErr w:type="gramStart"/>
-      <w:r>
-        <w:t>1)$</w:t>
-      </w:r>
-      <w:proofErr w:type="gramEnd"/>
-      <w:r>
-        <w:t xml:space="preserve"> und der Karton kommt aus </w:t>
+        <w:t xml:space="preserve"> v = (1,1)$ und der Karton kommt aus </w:t>
       </w:r>
       <w:r>
         <w:rPr>
@@ -6466,7 +6172,7 @@
     <w:p>
       <w:r>
         <w:pict w14:anchorId="17B33E72">
-          <v:rect id="_x0000_i1101" style="width:0;height:1.5pt" o:hralign="center" o:hrstd="t" o:hr="t" fillcolor="#a0a0a0" stroked="f"/>
+          <v:rect id="_x0000_i1029" style="width:0;height:1.5pt" o:hralign="center" o:hrstd="t" o:hr="t" fillcolor="#a0a0a0" stroked="f"/>
         </w:pict>
       </w:r>
     </w:p>
@@ -7001,7 +6707,7 @@
     <w:p>
       <w:r>
         <w:pict w14:anchorId="526F5389">
-          <v:rect id="_x0000_i1102" style="width:0;height:1.5pt" o:hralign="center" o:hrstd="t" o:hr="t" fillcolor="#a0a0a0" stroked="f"/>
+          <v:rect id="_x0000_i1030" style="width:0;height:1.5pt" o:hralign="center" o:hrstd="t" o:hr="t" fillcolor="#a0a0a0" stroked="f"/>
         </w:pict>
       </w:r>
     </w:p>
@@ -9441,15 +9147,7 @@
           </w:tcPr>
           <w:p>
             <w:r>
-              <w:t xml:space="preserve">universell. </w:t>
-            </w:r>
-            <w:proofErr w:type="gramStart"/>
-            <w:r>
-              <w:t>Trennzeichen ;</w:t>
-            </w:r>
-            <w:proofErr w:type="gramEnd"/>
-            <w:r>
-              <w:t> und Dezimalkomma für deutsches Excel sind einstellbar</w:t>
+              <w:t>universell. Trennzeichen ; und Dezimalkomma für deutsches Excel sind einstellbar</w:t>
             </w:r>
           </w:p>
         </w:tc>
@@ -9732,7 +9430,7 @@
     <w:p>
       <w:r>
         <w:pict w14:anchorId="13E48A7C">
-          <v:rect id="_x0000_i1103" style="width:0;height:1.5pt" o:hralign="center" o:hrstd="t" o:hr="t" fillcolor="#a0a0a0" stroked="f"/>
+          <v:rect id="_x0000_i1031" style="width:0;height:1.5pt" o:hralign="center" o:hrstd="t" o:hr="t" fillcolor="#a0a0a0" stroked="f"/>
         </w:pict>
       </w:r>
     </w:p>
@@ -9953,7 +9651,7 @@
     <w:p>
       <w:r>
         <w:pict w14:anchorId="41A1771C">
-          <v:rect id="_x0000_i1104" style="width:0;height:1.5pt" o:hralign="center" o:hrstd="t" o:hr="t" fillcolor="#a0a0a0" stroked="f"/>
+          <v:rect id="_x0000_i1032" style="width:0;height:1.5pt" o:hralign="center" o:hrstd="t" o:hr="t" fillcolor="#a0a0a0" stroked="f"/>
         </w:pict>
       </w:r>
     </w:p>
@@ -10016,12 +9714,10 @@
         <w:t xml:space="preserve"> </w:t>
       </w:r>
       <w:proofErr w:type="spellStart"/>
-      <w:proofErr w:type="gramStart"/>
       <w:r>
         <w:t>pyproject.toml</w:t>
       </w:r>
       <w:proofErr w:type="spellEnd"/>
-      <w:proofErr w:type="gramEnd"/>
       <w:r>
         <w:t xml:space="preserve">            Paket, Abhängigkeiten, Tools</w:t>
       </w:r>
@@ -10037,14 +9733,7 @@
         <w:rPr>
           <w:rFonts w:ascii="Calibri" w:hAnsi="Calibri" w:cs="Calibri"/>
         </w:rPr>
-        <w:t>─</w:t>
-      </w:r>
-      <w:proofErr w:type="gramStart"/>
-      <w:r>
-        <w:rPr>
-          <w:rFonts w:ascii="Calibri" w:hAnsi="Calibri" w:cs="Calibri"/>
-        </w:rPr>
-        <w:t>─</w:t>
+        <w:t>──</w:t>
       </w:r>
       <w:r>
         <w:t xml:space="preserve"> .</w:t>
@@ -10054,7 +9743,6 @@
         <w:t>gitignore</w:t>
       </w:r>
       <w:proofErr w:type="spellEnd"/>
-      <w:proofErr w:type="gramEnd"/>
     </w:p>
     <w:p>
       <w:r>
@@ -10689,7 +10377,7 @@
     <w:p>
       <w:r>
         <w:pict w14:anchorId="6A63529F">
-          <v:rect id="_x0000_i1105" style="width:0;height:1.5pt" o:hralign="center" o:hrstd="t" o:hr="t" fillcolor="#a0a0a0" stroked="f"/>
+          <v:rect id="_x0000_i1033" style="width:0;height:1.5pt" o:hralign="center" o:hrstd="t" o:hr="t" fillcolor="#a0a0a0" stroked="f"/>
         </w:pict>
       </w:r>
     </w:p>
@@ -10851,7 +10539,7 @@
     <w:p>
       <w:r>
         <w:pict w14:anchorId="7F659BB6">
-          <v:rect id="_x0000_i1106" style="width:0;height:1.5pt" o:hralign="center" o:hrstd="t" o:hr="t" fillcolor="#a0a0a0" stroked="f"/>
+          <v:rect id="_x0000_i1034" style="width:0;height:1.5pt" o:hralign="center" o:hrstd="t" o:hr="t" fillcolor="#a0a0a0" stroked="f"/>
         </w:pict>
       </w:r>
     </w:p>
@@ -12137,7 +11825,7 @@
     <w:p>
       <w:r>
         <w:pict w14:anchorId="7813A247">
-          <v:rect id="_x0000_i1107" style="width:0;height:1.5pt" o:hralign="center" o:hrstd="t" o:hr="t" fillcolor="#a0a0a0" stroked="f"/>
+          <v:rect id="_x0000_i1035" style="width:0;height:1.5pt" o:hralign="center" o:hrstd="t" o:hr="t" fillcolor="#a0a0a0" stroked="f"/>
         </w:pict>
       </w:r>
     </w:p>
@@ -12936,7 +12624,7 @@
     <w:p>
       <w:r>
         <w:pict w14:anchorId="24458617">
-          <v:rect id="_x0000_i1108" style="width:0;height:1.5pt" o:hralign="center" o:hrstd="t" o:hr="t" fillcolor="#a0a0a0" stroked="f"/>
+          <v:rect id="_x0000_i1036" style="width:0;height:1.5pt" o:hralign="center" o:hrstd="t" o:hr="t" fillcolor="#a0a0a0" stroked="f"/>
         </w:pict>
       </w:r>
     </w:p>
@@ -13000,31 +12688,7 @@
       </w:r>
       <w:proofErr w:type="spellEnd"/>
       <w:r>
-        <w:t>. g</w:t>
-      </w:r>
-      <w:proofErr w:type="gramStart"/>
-      <w:r>
-        <w:t>1:mein</w:t>
-      </w:r>
-      <w:proofErr w:type="gramEnd"/>
-      <w:r>
-        <w:t xml:space="preserve"> installiertes g</w:t>
-      </w:r>
-      <w:proofErr w:type="gramStart"/>
-      <w:r>
-        <w:t>2:ja</w:t>
-      </w:r>
-      <w:proofErr w:type="gramEnd"/>
-      <w:r>
-        <w:t>, g</w:t>
-      </w:r>
-      <w:proofErr w:type="gramStart"/>
-      <w:r>
-        <w:t>3:die</w:t>
-      </w:r>
-      <w:proofErr w:type="gramEnd"/>
-      <w:r>
-        <w:t xml:space="preserve"> </w:t>
+        <w:t xml:space="preserve">. g1:mein installiertes g2:ja, g3:die </w:t>
       </w:r>
       <w:proofErr w:type="spellStart"/>
       <w:r>
@@ -13112,15 +12776,7 @@
       </w:r>
       <w:proofErr w:type="spellEnd"/>
       <w:r>
-        <w:t xml:space="preserve"> </w:t>
-      </w:r>
-      <w:proofErr w:type="gramStart"/>
-      <w:r>
-        <w:t>hab</w:t>
-      </w:r>
-      <w:proofErr w:type="gramEnd"/>
-      <w:r>
-        <w:t xml:space="preserve"> ich vergessen. überschreibe alle </w:t>
+        <w:t xml:space="preserve"> hab ich vergessen. überschreibe alle </w:t>
       </w:r>
       <w:proofErr w:type="spellStart"/>
       <w:r>
@@ -13128,15 +12784,7 @@
       </w:r>
       <w:proofErr w:type="spellEnd"/>
       <w:r>
-        <w:t xml:space="preserve"> von mir die daraus klar werden und stelle mir </w:t>
-      </w:r>
-      <w:proofErr w:type="gramStart"/>
-      <w:r>
-        <w:t>deine</w:t>
-      </w:r>
-      <w:proofErr w:type="gramEnd"/>
-      <w:r>
-        <w:t xml:space="preserve"> wenn du noch welche hast.</w:t>
+        <w:t xml:space="preserve"> von mir die daraus klar werden und stelle mir deine wenn du noch welche hast.</w:t>
       </w:r>
     </w:p>
     <w:p>
@@ -13224,17 +12872,12 @@
         <w:t>(</w:t>
       </w:r>
       <w:proofErr w:type="spellStart"/>
-      <w:proofErr w:type="gramStart"/>
       <w:r>
         <w:t>pypdf</w:t>
       </w:r>
       <w:proofErr w:type="spellEnd"/>
       <w:r>
-        <w:t>._</w:t>
-      </w:r>
-      <w:proofErr w:type="gramEnd"/>
-      <w:r>
-        <w:t>_</w:t>
+        <w:t>.__</w:t>
       </w:r>
       <w:proofErr w:type="spellStart"/>
       <w:r>
@@ -13266,15 +12909,7 @@
       </w:r>
       <w:proofErr w:type="spellEnd"/>
       <w:r>
-        <w:t>(</w:t>
-      </w:r>
-      <w:proofErr w:type="gramStart"/>
-      <w:r>
-        <w:t>fitz._</w:t>
-      </w:r>
-      <w:proofErr w:type="gramEnd"/>
-      <w:r>
-        <w:t>_</w:t>
+        <w:t>(fitz.__</w:t>
       </w:r>
       <w:proofErr w:type="spellStart"/>
       <w:r>
@@ -13323,13 +12958,8 @@
       </w:r>
       <w:proofErr w:type="spellEnd"/>
       <w:r>
-        <w:t xml:space="preserve">-x 1 silence 197121      0 Sep 30 </w:t>
-      </w:r>
-      <w:proofErr w:type="gramStart"/>
-      <w:r>
-        <w:t>22:25 .</w:t>
-      </w:r>
-      <w:proofErr w:type="gramEnd"/>
+        <w:t>-x 1 silence 197121      0 Sep 30 22:25 .</w:t>
+      </w:r>
     </w:p>
     <w:p>
       <w:proofErr w:type="spellStart"/>
@@ -13346,13 +12976,8 @@
       </w:r>
       <w:proofErr w:type="spellEnd"/>
       <w:r>
-        <w:t>-x 1 silence 197121      0 Sep 30 22:16</w:t>
-      </w:r>
-      <w:proofErr w:type="gramStart"/>
-      <w:r>
-        <w:t xml:space="preserve"> ..</w:t>
-      </w:r>
-      <w:proofErr w:type="gramEnd"/>
+        <w:t>-x 1 silence 197121      0 Sep 30 22:16 ..</w:t>
+      </w:r>
     </w:p>
     <w:p>
       <w:r>
@@ -13490,15 +13115,7 @@
       </w:r>
       <w:proofErr w:type="spellEnd"/>
       <w:r>
-        <w:t>(</w:t>
-      </w:r>
-      <w:proofErr w:type="gramStart"/>
-      <w:r>
-        <w:t>fitz._</w:t>
-      </w:r>
-      <w:proofErr w:type="gramEnd"/>
-      <w:r>
-        <w:t>_</w:t>
+        <w:t>(fitz.__</w:t>
       </w:r>
       <w:proofErr w:type="spellStart"/>
       <w:r>
@@ -13670,12 +13287,10 @@
         <w:t>r=</w:t>
       </w:r>
       <w:proofErr w:type="spellStart"/>
-      <w:proofErr w:type="gramStart"/>
       <w:r>
         <w:t>pypdf.PdfReader</w:t>
       </w:r>
       <w:proofErr w:type="spellEnd"/>
-      <w:proofErr w:type="gramEnd"/>
       <w:r>
         <w:t>('Kave_Layerpattern.pdf')</w:t>
       </w:r>
@@ -13711,12 +13326,10 @@
         <w:t xml:space="preserve">for </w:t>
       </w:r>
       <w:proofErr w:type="spellStart"/>
-      <w:proofErr w:type="gramStart"/>
       <w:r>
         <w:t>i,p</w:t>
       </w:r>
       <w:proofErr w:type="spellEnd"/>
-      <w:proofErr w:type="gramEnd"/>
       <w:r>
         <w:t xml:space="preserve"> in </w:t>
       </w:r>
@@ -13742,69 +13355,41 @@
         <w:t xml:space="preserve">    </w:t>
       </w:r>
       <w:proofErr w:type="spellStart"/>
-      <w:proofErr w:type="gramStart"/>
       <w:r>
         <w:t>print</w:t>
       </w:r>
       <w:proofErr w:type="spellEnd"/>
       <w:r>
+        <w:t xml:space="preserve">('--- page',i+1, </w:t>
+      </w:r>
+      <w:proofErr w:type="spellStart"/>
+      <w:r>
+        <w:t>p.mediabox</w:t>
+      </w:r>
+      <w:proofErr w:type="spellEnd"/>
+      <w:r>
+        <w:t>)</w:t>
+      </w:r>
+    </w:p>
+    <w:p>
+      <w:r>
+        <w:t xml:space="preserve">    </w:t>
+      </w:r>
+      <w:proofErr w:type="spellStart"/>
+      <w:r>
+        <w:t>print</w:t>
+      </w:r>
+      <w:proofErr w:type="spellEnd"/>
+      <w:r>
         <w:t>(</w:t>
       </w:r>
-      <w:proofErr w:type="gramEnd"/>
-      <w:r>
-        <w:t>'--- page</w:t>
-      </w:r>
-      <w:proofErr w:type="gramStart"/>
-      <w:r>
-        <w:t>',i</w:t>
-      </w:r>
-      <w:proofErr w:type="gramEnd"/>
-      <w:r>
-        <w:t xml:space="preserve">+1, </w:t>
-      </w:r>
-      <w:proofErr w:type="spellStart"/>
-      <w:proofErr w:type="gramStart"/>
-      <w:r>
-        <w:t>p.mediabox</w:t>
-      </w:r>
-      <w:proofErr w:type="spellEnd"/>
-      <w:proofErr w:type="gramEnd"/>
-      <w:r>
-        <w:t>)</w:t>
-      </w:r>
-    </w:p>
-    <w:p>
-      <w:r>
-        <w:t xml:space="preserve">    </w:t>
-      </w:r>
-      <w:proofErr w:type="spellStart"/>
-      <w:r>
-        <w:t>print</w:t>
-      </w:r>
-      <w:proofErr w:type="spellEnd"/>
-      <w:r>
-        <w:t>(</w:t>
-      </w:r>
-      <w:proofErr w:type="spellStart"/>
-      <w:proofErr w:type="gramStart"/>
-      <w:r>
-        <w:t>p.extract</w:t>
-      </w:r>
-      <w:proofErr w:type="gramEnd"/>
-      <w:r>
-        <w:t>_</w:t>
-      </w:r>
-      <w:proofErr w:type="gramStart"/>
-      <w:r>
-        <w:t>text</w:t>
-      </w:r>
-      <w:proofErr w:type="spellEnd"/>
-      <w:r>
-        <w:t>(</w:t>
-      </w:r>
-      <w:proofErr w:type="gramEnd"/>
-      <w:r>
-        <w:t>))</w:t>
+      <w:proofErr w:type="spellStart"/>
+      <w:r>
+        <w:t>p.extract_text</w:t>
+      </w:r>
+      <w:proofErr w:type="spellEnd"/>
+      <w:r>
+        <w:t>())</w:t>
       </w:r>
     </w:p>
     <w:p>
@@ -13837,13 +13422,8 @@
       </w:r>
       <w:proofErr w:type="spellEnd"/>
       <w:r>
-        <w:t xml:space="preserve">-x 1 silence 197121 0 Sep 30 </w:t>
-      </w:r>
-      <w:proofErr w:type="gramStart"/>
-      <w:r>
-        <w:t>22:25 .</w:t>
-      </w:r>
-      <w:proofErr w:type="gramEnd"/>
+        <w:t>-x 1 silence 197121 0 Sep 30 22:25 .</w:t>
+      </w:r>
     </w:p>
     <w:p>
       <w:proofErr w:type="spellStart"/>
@@ -13860,13 +13440,8 @@
       </w:r>
       <w:proofErr w:type="spellEnd"/>
       <w:r>
-        <w:t>-x 1 silence 197121 0 Sep 30 22:25</w:t>
-      </w:r>
-      <w:proofErr w:type="gramStart"/>
-      <w:r>
-        <w:t xml:space="preserve"> ..</w:t>
-      </w:r>
-      <w:proofErr w:type="gramEnd"/>
+        <w:t>-x 1 silence 197121 0 Sep 30 22:25 ..</w:t>
+      </w:r>
     </w:p>
     <w:p>
       <w:r>
@@ -13886,17 +13461,12 @@
         <w:t xml:space="preserve"> 1 </w:t>
       </w:r>
       <w:proofErr w:type="spellStart"/>
-      <w:proofErr w:type="gramStart"/>
       <w:r>
         <w:t>RectangleObject</w:t>
       </w:r>
       <w:proofErr w:type="spellEnd"/>
       <w:r>
-        <w:t>(</w:t>
-      </w:r>
-      <w:proofErr w:type="gramEnd"/>
-      <w:r>
-        <w:t>[0, 0, 960, 540])</w:t>
+        <w:t>([0, 0, 960, 540])</w:t>
       </w:r>
     </w:p>
     <w:p/>
@@ -13913,17 +13483,12 @@
         <w:t xml:space="preserve"> 2 </w:t>
       </w:r>
       <w:proofErr w:type="spellStart"/>
-      <w:proofErr w:type="gramStart"/>
       <w:r>
         <w:t>RectangleObject</w:t>
       </w:r>
       <w:proofErr w:type="spellEnd"/>
       <w:r>
-        <w:t>(</w:t>
-      </w:r>
-      <w:proofErr w:type="gramEnd"/>
-      <w:r>
-        <w:t>[0, 0, 960, 540])</w:t>
+        <w:t>([0, 0, 960, 540])</w:t>
       </w:r>
     </w:p>
     <w:p/>
@@ -13941,17 +13506,12 @@
         <w:t xml:space="preserve"> 3 </w:t>
       </w:r>
       <w:proofErr w:type="spellStart"/>
-      <w:proofErr w:type="gramStart"/>
       <w:r>
         <w:t>RectangleObject</w:t>
       </w:r>
       <w:proofErr w:type="spellEnd"/>
       <w:r>
-        <w:t>(</w:t>
-      </w:r>
-      <w:proofErr w:type="gramEnd"/>
-      <w:r>
-        <w:t>[0, 0, 960, 540])</w:t>
+        <w:t>([0, 0, 960, 540])</w:t>
       </w:r>
     </w:p>
     <w:p/>
@@ -13968,17 +13528,12 @@
         <w:t xml:space="preserve"> 4 </w:t>
       </w:r>
       <w:proofErr w:type="spellStart"/>
-      <w:proofErr w:type="gramStart"/>
       <w:r>
         <w:t>RectangleObject</w:t>
       </w:r>
       <w:proofErr w:type="spellEnd"/>
       <w:r>
-        <w:t>(</w:t>
-      </w:r>
-      <w:proofErr w:type="gramEnd"/>
-      <w:r>
-        <w:t>[0, 0, 960, 540])</w:t>
+        <w:t>([0, 0, 960, 540])</w:t>
       </w:r>
     </w:p>
     <w:p>
@@ -14074,15 +13629,7 @@
       </w:r>
       <w:proofErr w:type="spellEnd"/>
       <w:r>
-        <w:t xml:space="preserve"> "pytest|openpyxl|matplotlib|streamlit|pyyaml|plotly|numpy|shapely|weasyprint|playwright|reportlab|pypdf</w:t>
-      </w:r>
-      <w:proofErr w:type="gramStart"/>
-      <w:r>
-        <w:t>" ;</w:t>
-      </w:r>
-      <w:proofErr w:type="gramEnd"/>
-      <w:r>
-        <w:t xml:space="preserve"> </w:t>
+        <w:t xml:space="preserve"> "pytest|openpyxl|matplotlib|streamlit|pyyaml|plotly|numpy|shapely|weasyprint|playwright|reportlab|pypdf" ; </w:t>
       </w:r>
       <w:proofErr w:type="spellStart"/>
       <w:r>
@@ -14098,11 +13645,7 @@
       </w:r>
       <w:proofErr w:type="spellEnd"/>
       <w:r>
-        <w:t xml:space="preserve"> Files (x</w:t>
-      </w:r>
-      <w:proofErr w:type="gramStart"/>
-      <w:r>
-        <w:t>86)/Microsoft/Edge/</w:t>
+        <w:t xml:space="preserve"> Files (x86)/Microsoft/Edge/</w:t>
       </w:r>
       <w:proofErr w:type="spellStart"/>
       <w:r>
@@ -14110,172 +13653,163 @@
       </w:r>
       <w:proofErr w:type="spellEnd"/>
       <w:r>
+        <w:t xml:space="preserve">/msedge.exe" 2&gt;&amp;1; </w:t>
+      </w:r>
+      <w:proofErr w:type="spellStart"/>
+      <w:r>
+        <w:t>ls</w:t>
+      </w:r>
+      <w:proofErr w:type="spellEnd"/>
+      <w:r>
+        <w:t xml:space="preserve"> "/c/</w:t>
+      </w:r>
+      <w:proofErr w:type="spellStart"/>
+      <w:r>
+        <w:t>Program</w:t>
+      </w:r>
+      <w:proofErr w:type="spellEnd"/>
+      <w:r>
+        <w:t xml:space="preserve"> Files/Google/Chrome/</w:t>
+      </w:r>
+      <w:proofErr w:type="spellStart"/>
+      <w:r>
+        <w:t>Application</w:t>
+      </w:r>
+      <w:proofErr w:type="spellEnd"/>
+      <w:r>
+        <w:t>/chrome.exe" 2&gt;&amp;1</w:t>
+      </w:r>
+    </w:p>
+    <w:p>
+      <w:r>
+        <w:t>OUT</w:t>
+      </w:r>
+    </w:p>
+    <w:p>
+      <w:proofErr w:type="spellStart"/>
+      <w:r>
+        <w:t>matplotlib</w:t>
+      </w:r>
+      <w:proofErr w:type="spellEnd"/>
+      <w:r>
+        <w:t xml:space="preserve">                3.10.5</w:t>
+      </w:r>
+    </w:p>
+    <w:p>
+      <w:proofErr w:type="spellStart"/>
+      <w:r>
+        <w:t>numpy</w:t>
+      </w:r>
+      <w:proofErr w:type="spellEnd"/>
+      <w:r>
+        <w:t xml:space="preserve">                     2.2.6</w:t>
+      </w:r>
+    </w:p>
+    <w:p>
+      <w:proofErr w:type="spellStart"/>
+      <w:r>
+        <w:t>openpyxl</w:t>
+      </w:r>
+      <w:proofErr w:type="spellEnd"/>
+      <w:r>
+        <w:t xml:space="preserve">                  3.1.5</w:t>
+      </w:r>
+    </w:p>
+    <w:p>
+      <w:proofErr w:type="spellStart"/>
+      <w:r>
+        <w:t>playwright</w:t>
+      </w:r>
+      <w:proofErr w:type="spellEnd"/>
+      <w:r>
+        <w:t xml:space="preserve">                1.55.0</w:t>
+      </w:r>
+    </w:p>
+    <w:p>
+      <w:proofErr w:type="spellStart"/>
+      <w:r>
+        <w:t>plotly</w:t>
+      </w:r>
+      <w:proofErr w:type="spellEnd"/>
+      <w:r>
+        <w:t xml:space="preserve">                    6.3.0</w:t>
+      </w:r>
+    </w:p>
+    <w:p>
+      <w:proofErr w:type="spellStart"/>
+      <w:r>
+        <w:t>pypdf</w:t>
+      </w:r>
+      <w:proofErr w:type="spellEnd"/>
+      <w:r>
+        <w:t xml:space="preserve">                     6.18.1</w:t>
+      </w:r>
+    </w:p>
+    <w:p>
+      <w:proofErr w:type="spellStart"/>
+      <w:r>
+        <w:t>pytest</w:t>
+      </w:r>
+      <w:proofErr w:type="spellEnd"/>
+      <w:r>
+        <w:t xml:space="preserve">                    9.1.1</w:t>
+      </w:r>
+    </w:p>
+    <w:p>
+      <w:proofErr w:type="spellStart"/>
+      <w:r>
+        <w:t>pytest-qt</w:t>
+      </w:r>
+      <w:proofErr w:type="spellEnd"/>
+      <w:r>
+        <w:t xml:space="preserve">                 4.5.0</w:t>
+      </w:r>
+    </w:p>
+    <w:p>
+      <w:proofErr w:type="spellStart"/>
+      <w:r>
+        <w:t>PyYAML</w:t>
+      </w:r>
+      <w:proofErr w:type="spellEnd"/>
+      <w:r>
+        <w:t xml:space="preserve">                    6.0.3</w:t>
+      </w:r>
+    </w:p>
+    <w:p>
+      <w:r>
+        <w:t>reportlab                 5.0.1</w:t>
+      </w:r>
+    </w:p>
+    <w:p>
+      <w:proofErr w:type="spellStart"/>
+      <w:r>
+        <w:t>streamlit</w:t>
+      </w:r>
+      <w:proofErr w:type="spellEnd"/>
+      <w:r>
+        <w:t xml:space="preserve">                 1.62.0</w:t>
+      </w:r>
+    </w:p>
+    <w:p>
+      <w:r>
+        <w:t>/c/</w:t>
+      </w:r>
+      <w:proofErr w:type="spellStart"/>
+      <w:r>
+        <w:t>Program</w:t>
+      </w:r>
+      <w:proofErr w:type="spellEnd"/>
+      <w:r>
+        <w:t xml:space="preserve"> Files (x86)/Microsoft/Edge/</w:t>
+      </w:r>
+      <w:proofErr w:type="spellStart"/>
+      <w:r>
+        <w:t>Application</w:t>
+      </w:r>
+      <w:proofErr w:type="spellEnd"/>
+      <w:r>
         <w:t>/msedge.exe</w:t>
       </w:r>
-      <w:proofErr w:type="gramEnd"/>
-      <w:r>
-        <w:t xml:space="preserve">" 2&gt;&amp;1; </w:t>
-      </w:r>
-      <w:proofErr w:type="spellStart"/>
-      <w:r>
-        <w:t>ls</w:t>
-      </w:r>
-      <w:proofErr w:type="spellEnd"/>
-      <w:r>
-        <w:t xml:space="preserve"> "/c/</w:t>
-      </w:r>
-      <w:proofErr w:type="spellStart"/>
-      <w:r>
-        <w:t>Program</w:t>
-      </w:r>
-      <w:proofErr w:type="spellEnd"/>
-      <w:r>
-        <w:t xml:space="preserve"> Files/Google/Chrome/</w:t>
-      </w:r>
-      <w:proofErr w:type="spellStart"/>
-      <w:r>
-        <w:t>Application</w:t>
-      </w:r>
-      <w:proofErr w:type="spellEnd"/>
-      <w:r>
-        <w:t>/chrome.exe" 2&gt;&amp;1</w:t>
-      </w:r>
-    </w:p>
-    <w:p>
-      <w:r>
-        <w:t>OUT</w:t>
-      </w:r>
-    </w:p>
-    <w:p>
-      <w:proofErr w:type="spellStart"/>
-      <w:r>
-        <w:t>matplotlib</w:t>
-      </w:r>
-      <w:proofErr w:type="spellEnd"/>
-      <w:r>
-        <w:t xml:space="preserve">                3.10.5</w:t>
-      </w:r>
-    </w:p>
-    <w:p>
-      <w:proofErr w:type="spellStart"/>
-      <w:r>
-        <w:t>numpy</w:t>
-      </w:r>
-      <w:proofErr w:type="spellEnd"/>
-      <w:r>
-        <w:t xml:space="preserve">                     2.2.6</w:t>
-      </w:r>
-    </w:p>
-    <w:p>
-      <w:proofErr w:type="spellStart"/>
-      <w:r>
-        <w:t>openpyxl</w:t>
-      </w:r>
-      <w:proofErr w:type="spellEnd"/>
-      <w:r>
-        <w:t xml:space="preserve">                  3.1.5</w:t>
-      </w:r>
-    </w:p>
-    <w:p>
-      <w:proofErr w:type="spellStart"/>
-      <w:r>
-        <w:t>playwright</w:t>
-      </w:r>
-      <w:proofErr w:type="spellEnd"/>
-      <w:r>
-        <w:t xml:space="preserve">                1.55.0</w:t>
-      </w:r>
-    </w:p>
-    <w:p>
-      <w:proofErr w:type="spellStart"/>
-      <w:r>
-        <w:t>plotly</w:t>
-      </w:r>
-      <w:proofErr w:type="spellEnd"/>
-      <w:r>
-        <w:t xml:space="preserve">                    6.3.0</w:t>
-      </w:r>
-    </w:p>
-    <w:p>
-      <w:proofErr w:type="spellStart"/>
-      <w:r>
-        <w:t>pypdf</w:t>
-      </w:r>
-      <w:proofErr w:type="spellEnd"/>
-      <w:r>
-        <w:t xml:space="preserve">                     6.18.1</w:t>
-      </w:r>
-    </w:p>
-    <w:p>
-      <w:proofErr w:type="spellStart"/>
-      <w:r>
-        <w:t>pytest</w:t>
-      </w:r>
-      <w:proofErr w:type="spellEnd"/>
-      <w:r>
-        <w:t xml:space="preserve">                    9.1.1</w:t>
-      </w:r>
-    </w:p>
-    <w:p>
-      <w:proofErr w:type="spellStart"/>
-      <w:r>
-        <w:t>pytest-qt</w:t>
-      </w:r>
-      <w:proofErr w:type="spellEnd"/>
-      <w:r>
-        <w:t xml:space="preserve">                 4.5.0</w:t>
-      </w:r>
-    </w:p>
-    <w:p>
-      <w:proofErr w:type="spellStart"/>
-      <w:r>
-        <w:t>PyYAML</w:t>
-      </w:r>
-      <w:proofErr w:type="spellEnd"/>
-      <w:r>
-        <w:t xml:space="preserve">                    6.0.3</w:t>
-      </w:r>
-    </w:p>
-    <w:p>
-      <w:r>
-        <w:t>reportlab                 5.0.1</w:t>
-      </w:r>
-    </w:p>
-    <w:p>
-      <w:proofErr w:type="spellStart"/>
-      <w:r>
-        <w:t>streamlit</w:t>
-      </w:r>
-      <w:proofErr w:type="spellEnd"/>
-      <w:r>
-        <w:t xml:space="preserve">                 1.62.0</w:t>
-      </w:r>
-    </w:p>
-    <w:p>
-      <w:r>
-        <w:t>/c/</w:t>
-      </w:r>
-      <w:proofErr w:type="spellStart"/>
-      <w:r>
-        <w:t>Program</w:t>
-      </w:r>
-      <w:proofErr w:type="spellEnd"/>
-      <w:r>
-        <w:t xml:space="preserve"> Files (x</w:t>
-      </w:r>
-      <w:proofErr w:type="gramStart"/>
-      <w:r>
-        <w:t>86)/Microsoft/Edge/</w:t>
-      </w:r>
-      <w:proofErr w:type="spellStart"/>
-      <w:r>
-        <w:t>Application</w:t>
-      </w:r>
-      <w:proofErr w:type="spellEnd"/>
-      <w:r>
-        <w:t>/msedge.exe</w:t>
-      </w:r>
-      <w:proofErr w:type="gramEnd"/>
     </w:p>
     <w:p>
       <w:r>
@@ -17052,15 +16586,7 @@
       </w:r>
       <w:proofErr w:type="spellEnd"/>
       <w:r>
-        <w:t xml:space="preserve">) = (l, </w:t>
-      </w:r>
-      <w:proofErr w:type="gramStart"/>
-      <w:r>
-        <w:t>k)$</w:t>
-      </w:r>
-      <w:proofErr w:type="gramEnd"/>
-      <w:r>
-        <w:t>, wenn die Langseite in X liegt</w:t>
+        <w:t>) = (l, k)$, wenn die Langseite in X liegt</w:t>
       </w:r>
     </w:p>
     <w:p>
@@ -17087,15 +16613,7 @@
       </w:r>
       <w:proofErr w:type="spellEnd"/>
       <w:r>
-        <w:t xml:space="preserve">) = (k, </w:t>
-      </w:r>
-      <w:proofErr w:type="gramStart"/>
-      <w:r>
-        <w:t>l)$</w:t>
-      </w:r>
-      <w:proofErr w:type="gramEnd"/>
-      <w:r>
-        <w:t>, wenn die Langseite in Y liegt</w:t>
+        <w:t>) = (k, l)$, wenn die Langseite in Y liegt</w:t>
       </w:r>
     </w:p>
     <w:p>
@@ -17128,50 +16646,24 @@
       </w:r>
       <w:proofErr w:type="spellStart"/>
       <w:r>
-        <w:t>a_</w:t>
-      </w:r>
-      <w:proofErr w:type="gramStart"/>
-      <w:r>
-        <w:t>A</w:t>
-      </w:r>
-      <w:proofErr w:type="spellEnd"/>
-      <w:r>
-        <w:t>)$</w:t>
-      </w:r>
-      <w:proofErr w:type="gramEnd"/>
-      <w:r>
-        <w:t>.</w:t>
-      </w:r>
-    </w:p>
-    <w:p>
-      <w:r>
-        <w:t>Ausdehnung eines Blocks: $</w:t>
-      </w:r>
-      <w:proofErr w:type="gramStart"/>
-      <w:r>
-        <w:t>D(</w:t>
-      </w:r>
-      <w:proofErr w:type="gramEnd"/>
-      <w:r>
-        <w:t xml:space="preserve">n, a) = </w:t>
-      </w:r>
-      <w:proofErr w:type="spellStart"/>
-      <w:proofErr w:type="gramStart"/>
+        <w:t>a_A</w:t>
+      </w:r>
+      <w:proofErr w:type="spellEnd"/>
+      <w:r>
+        <w:t>)$.</w:t>
+      </w:r>
+    </w:p>
+    <w:p>
+      <w:r>
+        <w:t xml:space="preserve">Ausdehnung eines Blocks: $D(n, a) = </w:t>
+      </w:r>
+      <w:proofErr w:type="spellStart"/>
       <w:r>
         <w:t>n,a</w:t>
       </w:r>
       <w:proofErr w:type="spellEnd"/>
-      <w:proofErr w:type="gramEnd"/>
-      <w:r>
-        <w:t xml:space="preserve"> + (n-1</w:t>
-      </w:r>
-      <w:proofErr w:type="gramStart"/>
-      <w:r>
-        <w:t>),g</w:t>
-      </w:r>
-      <w:proofErr w:type="gramEnd"/>
-      <w:r>
-        <w:t>$</w:t>
+      <w:r>
+        <w:t xml:space="preserve"> + (n-1),g$</w:t>
       </w:r>
     </w:p>
     <w:p>
@@ -17257,13 +16749,8 @@
         <w:t>c_A</w:t>
       </w:r>
       <w:proofErr w:type="spellEnd"/>
-      <w:proofErr w:type="gramStart"/>
-      <w:r>
-        <w:t>),\</w:t>
-      </w:r>
-      <w:proofErr w:type="gramEnd"/>
-      <w:r>
-        <w:t xml:space="preserve"> D(n_{</w:t>
+      <w:r>
+        <w:t>),\ D(n_{</w:t>
       </w:r>
       <w:proofErr w:type="spellStart"/>
       <w:r>
@@ -17275,11 +16762,7 @@
       </w:r>
       <w:proofErr w:type="spellStart"/>
       <w:r>
-        <w:t>c_</w:t>
-      </w:r>
-      <w:proofErr w:type="gramStart"/>
-      <w:r>
-        <w:t>B</w:t>
+        <w:t>c_B</w:t>
       </w:r>
       <w:proofErr w:type="spellEnd"/>
       <w:r>
@@ -17291,11 +16774,7 @@
       </w:r>
       <w:proofErr w:type="spellEnd"/>
       <w:r>
-        <w:t>)$</w:t>
-      </w:r>
-      <w:proofErr w:type="gramEnd"/>
-      <w:r>
-        <w:t>$</w:t>
+        <w:t>)$$</w:t>
       </w:r>
     </w:p>
     <w:p>
@@ -17316,24 +16795,14 @@
         <w:t xml:space="preserve"> = \</w:t>
       </w:r>
       <w:proofErr w:type="spellStart"/>
-      <w:proofErr w:type="gramStart"/>
       <w:r>
         <w:t>tfrac</w:t>
       </w:r>
       <w:proofErr w:type="spellEnd"/>
       <w:r>
-        <w:t>{</w:t>
-      </w:r>
-      <w:proofErr w:type="gramEnd"/>
-      <w:r>
-        <w:t>L_P - W_X}{2</w:t>
-      </w:r>
-      <w:proofErr w:type="gramStart"/>
-      <w:r>
-        <w:t>},\</w:t>
-      </w:r>
-      <w:proofErr w:type="spellStart"/>
-      <w:proofErr w:type="gramEnd"/>
+        <w:t>{L_P - W_X}{2},\</w:t>
+      </w:r>
+      <w:proofErr w:type="spellStart"/>
       <w:r>
         <w:t>quad</w:t>
       </w:r>
@@ -17350,25 +16819,12 @@
         <w:t xml:space="preserve"> = \</w:t>
       </w:r>
       <w:proofErr w:type="spellStart"/>
-      <w:proofErr w:type="gramStart"/>
       <w:r>
         <w:t>tfrac</w:t>
       </w:r>
       <w:proofErr w:type="spellEnd"/>
       <w:r>
-        <w:t>{</w:t>
-      </w:r>
-      <w:proofErr w:type="gramEnd"/>
-      <w:r>
-        <w:t>B_P - W_Y}{</w:t>
-      </w:r>
-      <w:proofErr w:type="gramStart"/>
-      <w:r>
-        <w:t>2}$</w:t>
-      </w:r>
-      <w:proofErr w:type="gramEnd"/>
-      <w:r>
-        <w:t>$</w:t>
+        <w:t>{B_P - W_Y}{2}$$</w:t>
       </w:r>
     </w:p>
     <w:p>
@@ -17385,18 +16841,13 @@
       </w:r>
       <w:proofErr w:type="spellStart"/>
       <w:r>
-        <w:t>e_</w:t>
-      </w:r>
-      <w:proofErr w:type="gramStart"/>
-      <w:r>
-        <w:t>X</w:t>
+        <w:t>e_X</w:t>
       </w:r>
       <w:proofErr w:type="spellEnd"/>
       <w:r>
         <w:t>,\</w:t>
       </w:r>
       <w:proofErr w:type="spellStart"/>
-      <w:proofErr w:type="gramEnd"/>
       <w:r>
         <w:t>quad</w:t>
       </w:r>
@@ -17430,19 +16881,11 @@
       </w:r>
       <w:proofErr w:type="spellStart"/>
       <w:r>
-        <w:t>c_</w:t>
-      </w:r>
-      <w:proofErr w:type="gramStart"/>
-      <w:r>
-        <w:t>A</w:t>
-      </w:r>
-      <w:proofErr w:type="spellEnd"/>
-      <w:r>
-        <w:t>)$</w:t>
-      </w:r>
-      <w:proofErr w:type="gramEnd"/>
-      <w:r>
-        <w:t>$</w:t>
+        <w:t>c_A</w:t>
+      </w:r>
+      <w:proofErr w:type="spellEnd"/>
+      <w:r>
+        <w:t>)$$</w:t>
       </w:r>
     </w:p>
     <w:p>
@@ -17479,14 +16922,9 @@
       </w:r>
       <w:proofErr w:type="spellEnd"/>
       <w:r>
-        <w:t xml:space="preserve">) + </w:t>
-      </w:r>
-      <w:proofErr w:type="gramStart"/>
-      <w:r>
-        <w:t>g,\</w:t>
-      </w:r>
-      <w:proofErr w:type="spellStart"/>
-      <w:proofErr w:type="gramEnd"/>
+        <w:t>) + g,\</w:t>
+      </w:r>
+      <w:proofErr w:type="spellStart"/>
       <w:r>
         <w:t>quad</w:t>
       </w:r>
@@ -17520,19 +16958,11 @@
       </w:r>
       <w:proofErr w:type="spellStart"/>
       <w:r>
-        <w:t>c_</w:t>
-      </w:r>
-      <w:proofErr w:type="gramStart"/>
-      <w:r>
-        <w:t>B</w:t>
-      </w:r>
-      <w:proofErr w:type="spellEnd"/>
-      <w:r>
-        <w:t>)$</w:t>
-      </w:r>
-      <w:proofErr w:type="gramEnd"/>
-      <w:r>
-        <w:t>$</w:t>
+        <w:t>c_B</w:t>
+      </w:r>
+      <w:proofErr w:type="spellEnd"/>
+      <w:r>
+        <w:t>)$$</w:t>
       </w:r>
     </w:p>
     <w:p>
@@ -17550,14 +16980,9 @@
       </w:r>
       <w:proofErr w:type="spellEnd"/>
       <w:r>
-        <w:t xml:space="preserve"> + </w:t>
-      </w:r>
-      <w:proofErr w:type="gramStart"/>
-      <w:r>
-        <w:t>i,(</w:t>
-      </w:r>
-      <w:proofErr w:type="spellStart"/>
-      <w:proofErr w:type="gramEnd"/>
+        <w:t xml:space="preserve"> + i,(</w:t>
+      </w:r>
+      <w:proofErr w:type="spellStart"/>
       <w:r>
         <w:t>a+g</w:t>
       </w:r>
@@ -17587,14 +17012,9 @@
       </w:r>
       <w:proofErr w:type="spellEnd"/>
       <w:r>
-        <w:t xml:space="preserve"> + </w:t>
-      </w:r>
-      <w:proofErr w:type="gramStart"/>
-      <w:r>
-        <w:t>j,(</w:t>
-      </w:r>
-      <w:proofErr w:type="spellStart"/>
-      <w:proofErr w:type="gramEnd"/>
+        <w:t xml:space="preserve"> + j,(</w:t>
+      </w:r>
+      <w:proofErr w:type="spellStart"/>
       <w:r>
         <w:t>c+g</w:t>
       </w:r>
@@ -17632,33 +17052,20 @@
         <w:t xml:space="preserve"> = \</w:t>
       </w:r>
       <w:proofErr w:type="spellStart"/>
-      <w:proofErr w:type="gramStart"/>
       <w:r>
         <w:t>max</w:t>
       </w:r>
       <w:proofErr w:type="spellEnd"/>
       <w:r>
-        <w:t>(</w:t>
-      </w:r>
-      <w:proofErr w:type="gramEnd"/>
-      <w:r>
-        <w:t>0, -</w:t>
-      </w:r>
-      <w:proofErr w:type="spellStart"/>
-      <w:r>
-        <w:t>e_</w:t>
-      </w:r>
-      <w:proofErr w:type="gramStart"/>
-      <w:r>
-        <w:t>X</w:t>
-      </w:r>
-      <w:proofErr w:type="spellEnd"/>
-      <w:r>
-        <w:t>)$</w:t>
-      </w:r>
-      <w:proofErr w:type="gramEnd"/>
-      <w:r>
-        <w:t>, $\</w:t>
+        <w:t>(0, -</w:t>
+      </w:r>
+      <w:proofErr w:type="spellStart"/>
+      <w:r>
+        <w:t>e_X</w:t>
+      </w:r>
+      <w:proofErr w:type="spellEnd"/>
+      <w:r>
+        <w:t>)$, $\</w:t>
       </w:r>
       <w:proofErr w:type="spellStart"/>
       <w:r>
@@ -17677,33 +17084,20 @@
         <w:t xml:space="preserve"> = \</w:t>
       </w:r>
       <w:proofErr w:type="spellStart"/>
-      <w:proofErr w:type="gramStart"/>
       <w:r>
         <w:t>max</w:t>
       </w:r>
       <w:proofErr w:type="spellEnd"/>
       <w:r>
-        <w:t>(</w:t>
-      </w:r>
-      <w:proofErr w:type="gramEnd"/>
-      <w:r>
-        <w:t>0, -</w:t>
-      </w:r>
-      <w:proofErr w:type="spellStart"/>
-      <w:r>
-        <w:t>e_</w:t>
-      </w:r>
-      <w:proofErr w:type="gramStart"/>
-      <w:r>
-        <w:t>Y</w:t>
-      </w:r>
-      <w:proofErr w:type="spellEnd"/>
-      <w:r>
-        <w:t>)$</w:t>
-      </w:r>
-      <w:proofErr w:type="gramEnd"/>
-      <w:r>
-        <w:t>.</w:t>
+        <w:t>(0, -</w:t>
+      </w:r>
+      <w:proofErr w:type="spellStart"/>
+      <w:r>
+        <w:t>e_Y</w:t>
+      </w:r>
+      <w:proofErr w:type="spellEnd"/>
+      <w:r>
+        <w:t>)$.</w:t>
       </w:r>
     </w:p>
     <w:p>
@@ -17728,67 +17122,35 @@
       </w:r>
       <w:proofErr w:type="spellStart"/>
       <w:r>
-        <w:t>s_</w:t>
-      </w:r>
-      <w:proofErr w:type="gramStart"/>
-      <w:r>
-        <w:t>x</w:t>
-      </w:r>
-      <w:proofErr w:type="spellEnd"/>
-      <w:r>
-        <w:t>(</w:t>
-      </w:r>
-      <w:proofErr w:type="gramEnd"/>
-      <w:r>
-        <w:t xml:space="preserve">x - </w:t>
-      </w:r>
-      <w:proofErr w:type="spellStart"/>
-      <w:r>
-        <w:t>x_</w:t>
-      </w:r>
-      <w:proofErr w:type="gramStart"/>
-      <w:r>
-        <w:t>E</w:t>
-      </w:r>
-      <w:proofErr w:type="spellEnd"/>
-      <w:r>
-        <w:t>)$</w:t>
-      </w:r>
-      <w:proofErr w:type="gramEnd"/>
-      <w:r>
-        <w:t xml:space="preserve">, $y' = </w:t>
-      </w:r>
-      <w:proofErr w:type="spellStart"/>
-      <w:r>
-        <w:t>s_</w:t>
-      </w:r>
-      <w:proofErr w:type="gramStart"/>
-      <w:r>
-        <w:t>y</w:t>
-      </w:r>
-      <w:proofErr w:type="spellEnd"/>
-      <w:r>
-        <w:t>(</w:t>
-      </w:r>
-      <w:proofErr w:type="gramEnd"/>
-      <w:r>
-        <w:t xml:space="preserve">y - </w:t>
-      </w:r>
-      <w:proofErr w:type="spellStart"/>
-      <w:r>
-        <w:t>y_</w:t>
-      </w:r>
-      <w:proofErr w:type="gramStart"/>
-      <w:r>
-        <w:t>E</w:t>
-      </w:r>
-      <w:proofErr w:type="spellEnd"/>
-      <w:r>
-        <w:t>)$</w:t>
-      </w:r>
-      <w:proofErr w:type="gramEnd"/>
-      <w:r>
-        <w:t xml:space="preserve"> mit $s = \</w:t>
+        <w:t>s_x</w:t>
+      </w:r>
+      <w:proofErr w:type="spellEnd"/>
+      <w:r>
+        <w:t xml:space="preserve">(x - </w:t>
+      </w:r>
+      <w:proofErr w:type="spellStart"/>
+      <w:r>
+        <w:t>x_E</w:t>
+      </w:r>
+      <w:proofErr w:type="spellEnd"/>
+      <w:r>
+        <w:t xml:space="preserve">)$, $y' = </w:t>
+      </w:r>
+      <w:proofErr w:type="spellStart"/>
+      <w:r>
+        <w:t>s_y</w:t>
+      </w:r>
+      <w:proofErr w:type="spellEnd"/>
+      <w:r>
+        <w:t xml:space="preserve">(y - </w:t>
+      </w:r>
+      <w:proofErr w:type="spellStart"/>
+      <w:r>
+        <w:t>y_E</w:t>
+      </w:r>
+      <w:proofErr w:type="spellEnd"/>
+      <w:r>
+        <w:t>)$ mit $s = \</w:t>
       </w:r>
       <w:proofErr w:type="spellStart"/>
       <w:r>
@@ -18224,18 +17586,13 @@
       </w:r>
       <w:proofErr w:type="spellEnd"/>
       <w:r>
-        <w:t xml:space="preserve"> = </w:t>
-      </w:r>
-      <w:proofErr w:type="gramStart"/>
-      <w:r>
-        <w:t xml:space="preserve">{ </w:t>
+        <w:t xml:space="preserve"> = { </w:t>
       </w:r>
       <w:proofErr w:type="spellStart"/>
       <w:r>
         <w:t>cols</w:t>
       </w:r>
       <w:proofErr w:type="spellEnd"/>
-      <w:proofErr w:type="gramEnd"/>
       <w:r>
         <w:t xml:space="preserve"> = 1, </w:t>
       </w:r>
@@ -18253,13 +17610,8 @@
       </w:r>
       <w:proofErr w:type="spellEnd"/>
       <w:r>
-        <w:t xml:space="preserve"> = "x</w:t>
-      </w:r>
-      <w:proofErr w:type="gramStart"/>
-      <w:r>
-        <w:t>" }</w:t>
-      </w:r>
-      <w:proofErr w:type="gramEnd"/>
+        <w:t xml:space="preserve"> = "x" }</w:t>
+      </w:r>
     </w:p>
     <w:p>
       <w:proofErr w:type="spellStart"/>
@@ -18268,18 +17620,13 @@
       </w:r>
       <w:proofErr w:type="spellEnd"/>
       <w:r>
-        <w:t xml:space="preserve"> = </w:t>
-      </w:r>
-      <w:proofErr w:type="gramStart"/>
-      <w:r>
-        <w:t xml:space="preserve">{ </w:t>
+        <w:t xml:space="preserve"> = { </w:t>
       </w:r>
       <w:proofErr w:type="spellStart"/>
       <w:r>
         <w:t>cols</w:t>
       </w:r>
       <w:proofErr w:type="spellEnd"/>
-      <w:proofErr w:type="gramEnd"/>
       <w:r>
         <w:t xml:space="preserve"> = 2, </w:t>
       </w:r>
@@ -18289,15 +17636,7 @@
       </w:r>
       <w:proofErr w:type="spellEnd"/>
       <w:r>
-        <w:t xml:space="preserve"> = </w:t>
-      </w:r>
-      <w:proofErr w:type="gramStart"/>
-      <w:r>
-        <w:t>1 }</w:t>
-      </w:r>
-      <w:proofErr w:type="gramEnd"/>
-      <w:r>
-        <w:t xml:space="preserve">   # immer 90° zu A, rechts, oben bündig</w:t>
+        <w:t xml:space="preserve"> = 1 }   # immer 90° zu A, rechts, oben bündig</w:t>
       </w:r>
     </w:p>
     <w:p>
@@ -19467,15 +18806,7 @@
         </w:numPr>
       </w:pPr>
       <w:r>
-        <w:t xml:space="preserve">Ich lege fest: Man schaut von oben auf die Zeichnung, E1 ist unten links, E2 unten rechts, E3 oben rechts, E4 oben links. Welche dieser Ecken ist bei euch physisch welche, z. B. von der Bedienseite </w:t>
-      </w:r>
-      <w:proofErr w:type="gramStart"/>
-      <w:r>
-        <w:t>aus gesehen</w:t>
-      </w:r>
-      <w:proofErr w:type="gramEnd"/>
-      <w:r>
-        <w:t>?</w:t>
+        <w:t>Ich lege fest: Man schaut von oben auf die Zeichnung, E1 ist unten links, E2 unten rechts, E3 oben rechts, E4 oben links. Welche dieser Ecken ist bei euch physisch welche, z. B. von der Bedienseite aus gesehen?</w:t>
       </w:r>
     </w:p>
     <w:p>
@@ -20016,15 +19347,7 @@
       </w:r>
       <w:proofErr w:type="spellEnd"/>
       <w:r>
-        <w:t xml:space="preserve">, es kann dann das Lagenbild gedreht </w:t>
-      </w:r>
-      <w:proofErr w:type="gramStart"/>
-      <w:r>
-        <w:t>werden</w:t>
-      </w:r>
-      <w:proofErr w:type="gramEnd"/>
-      <w:r>
-        <w:t xml:space="preserve"> wenn nötig.</w:t>
+        <w:t>, es kann dann das Lagenbild gedreht werden wenn nötig.</w:t>
       </w:r>
     </w:p>
     <w:p>
@@ -20179,36 +19502,21 @@
         <w:t xml:space="preserve"> U = \</w:t>
       </w:r>
       <w:proofErr w:type="spellStart"/>
-      <w:proofErr w:type="gramStart"/>
       <w:r>
         <w:t>max</w:t>
       </w:r>
       <w:proofErr w:type="spellEnd"/>
       <w:r>
-        <w:t>(</w:t>
-      </w:r>
-      <w:proofErr w:type="gramEnd"/>
-      <w:r>
-        <w:t>0, W_X - L_P) + \</w:t>
-      </w:r>
-      <w:proofErr w:type="spellStart"/>
-      <w:proofErr w:type="gramStart"/>
+        <w:t>(0, W_X - L_P) + \</w:t>
+      </w:r>
+      <w:proofErr w:type="spellStart"/>
       <w:r>
         <w:t>max</w:t>
       </w:r>
       <w:proofErr w:type="spellEnd"/>
       <w:r>
-        <w:t>(</w:t>
-      </w:r>
-      <w:proofErr w:type="gramEnd"/>
-      <w:r>
-        <w:t>0, W_Y - B_</w:t>
-      </w:r>
-      <w:proofErr w:type="gramStart"/>
-      <w:r>
-        <w:t>P)$</w:t>
-      </w:r>
-      <w:proofErr w:type="gramEnd"/>
+        <w:t>(0, W_Y - B_P)$</w:t>
+      </w:r>
     </w:p>
     <w:p>
       <w:pPr>
@@ -20492,17 +19800,12 @@
         <w:t xml:space="preserve"> + \</w:t>
       </w:r>
       <w:proofErr w:type="spellStart"/>
-      <w:proofErr w:type="gramStart"/>
       <w:r>
         <w:t>varepsilon</w:t>
       </w:r>
       <w:proofErr w:type="spellEnd"/>
       <w:r>
-        <w:t>)$</w:t>
-      </w:r>
-      <w:proofErr w:type="gramEnd"/>
-      <w:r>
-        <w:t>$</w:t>
+        <w:t>)$$</w:t>
       </w:r>
     </w:p>
     <w:p>
@@ -20525,7 +19828,6 @@
         <w:t>i = \</w:t>
       </w:r>
       <w:proofErr w:type="spellStart"/>
-      <w:proofErr w:type="gramStart"/>
       <w:r>
         <w:rPr>
           <w:i/>
@@ -20542,7 +19844,6 @@
         <w:t>,\</w:t>
       </w:r>
       <w:proofErr w:type="spellStart"/>
-      <w:proofErr w:type="gramEnd"/>
       <w:r>
         <w:rPr>
           <w:i/>
@@ -20559,7 +19860,6 @@
         <w:t>, j \</w:t>
       </w:r>
       <w:proofErr w:type="spellStart"/>
-      <w:proofErr w:type="gramStart"/>
       <w:r>
         <w:rPr>
           <w:i/>
@@ -20573,90 +19873,79 @@
           <w:i/>
           <w:iCs/>
         </w:rPr>
-        <w:t>{ bereits</w:t>
-      </w:r>
-      <w:proofErr w:type="gramEnd"/>
+        <w:t>{ bereits abgelegt}: \</w:t>
+      </w:r>
+      <w:proofErr w:type="spellStart"/>
       <w:r>
         <w:rPr>
           <w:i/>
           <w:iCs/>
         </w:rPr>
-        <w:t xml:space="preserve"> abgelegt}: \</w:t>
-      </w:r>
-      <w:proofErr w:type="spellStart"/>
-      <w:proofErr w:type="gramStart"/>
+        <w:t>text</w:t>
+      </w:r>
+      <w:proofErr w:type="spellEnd"/>
       <w:r>
         <w:rPr>
           <w:i/>
           <w:iCs/>
         </w:rPr>
+        <w:t>{Überlappung}(P</w:t>
+      </w:r>
+      <w:r>
+        <w:t>{</w:t>
+      </w:r>
+      <w:proofErr w:type="spellStart"/>
+      <w:r>
+        <w:t>aus,i</w:t>
+      </w:r>
+      <w:proofErr w:type="spellEnd"/>
+      <w:r>
+        <w:t xml:space="preserve">},\ </w:t>
+      </w:r>
+      <w:proofErr w:type="spellStart"/>
+      <w:r>
+        <w:t>R_j</w:t>
+      </w:r>
+      <w:proofErr w:type="spellEnd"/>
+      <w:r>
+        <w:t>) &gt; \</w:t>
+      </w:r>
+      <w:proofErr w:type="spellStart"/>
+      <w:r>
+        <w:t>varepsilon</w:t>
+      </w:r>
+      <w:proofErr w:type="spellEnd"/>
+      <w:r>
+        <w:t>$$</w:t>
+      </w:r>
+    </w:p>
+    <w:p>
+      <w:r>
+        <w:t>$$\</w:t>
+      </w:r>
+      <w:proofErr w:type="spellStart"/>
+      <w:r>
         <w:t>text</w:t>
       </w:r>
       <w:proofErr w:type="spellEnd"/>
       <w:r>
-        <w:rPr>
-          <w:i/>
-          <w:iCs/>
-        </w:rPr>
-        <w:t>{</w:t>
-      </w:r>
-      <w:proofErr w:type="gramEnd"/>
-      <w:r>
-        <w:rPr>
-          <w:i/>
-          <w:iCs/>
-        </w:rPr>
-        <w:t>Überlappung}(P</w:t>
-      </w:r>
-      <w:r>
-        <w:t>{</w:t>
-      </w:r>
-      <w:proofErr w:type="spellStart"/>
-      <w:proofErr w:type="gramStart"/>
-      <w:r>
-        <w:t>aus,i</w:t>
-      </w:r>
-      <w:proofErr w:type="spellEnd"/>
-      <w:r>
-        <w:t>},\</w:t>
-      </w:r>
-      <w:proofErr w:type="gramEnd"/>
-      <w:r>
-        <w:t xml:space="preserve"> </w:t>
-      </w:r>
-      <w:proofErr w:type="spellStart"/>
-      <w:r>
-        <w:t>R_j</w:t>
-      </w:r>
-      <w:proofErr w:type="spellEnd"/>
-      <w:r>
-        <w:t>) &gt; \</w:t>
-      </w:r>
-      <w:proofErr w:type="spellStart"/>
-      <w:r>
-        <w:t>varepsilon</w:t>
-      </w:r>
-      <w:proofErr w:type="spellEnd"/>
-      <w:r>
-        <w:t>$$</w:t>
-      </w:r>
-    </w:p>
-    <w:p>
-      <w:r>
-        <w:t>$$\</w:t>
-      </w:r>
-      <w:proofErr w:type="spellStart"/>
-      <w:proofErr w:type="gramStart"/>
+        <w:t>{Ausfahren}_i = \</w:t>
+      </w:r>
+      <w:proofErr w:type="spellStart"/>
       <w:r>
         <w:t>text</w:t>
       </w:r>
       <w:proofErr w:type="spellEnd"/>
       <w:r>
-        <w:t>{</w:t>
-      </w:r>
-      <w:proofErr w:type="gramEnd"/>
-      <w:r>
-        <w:t>Ausfahren}_i = \</w:t>
+        <w:t>{nötig}_i \</w:t>
+      </w:r>
+      <w:proofErr w:type="spellStart"/>
+      <w:r>
+        <w:t>land</w:t>
+      </w:r>
+      <w:proofErr w:type="spellEnd"/>
+      <w:r>
+        <w:t xml:space="preserve"> \</w:t>
       </w:r>
       <w:proofErr w:type="spellStart"/>
       <w:r>
@@ -20664,11 +19953,11 @@
       </w:r>
       <w:proofErr w:type="spellEnd"/>
       <w:r>
-        <w:t>{nötig}_i \</w:t>
-      </w:r>
-      <w:proofErr w:type="spellStart"/>
-      <w:r>
-        <w:t>land</w:t>
+        <w:t>{erlaubt}_i \</w:t>
+      </w:r>
+      <w:proofErr w:type="spellStart"/>
+      <w:r>
+        <w:t>qquad</w:t>
       </w:r>
       <w:proofErr w:type="spellEnd"/>
       <w:r>
@@ -20680,28 +19969,7 @@
       </w:r>
       <w:proofErr w:type="spellEnd"/>
       <w:r>
-        <w:t>{erlaubt}_i \</w:t>
-      </w:r>
-      <w:proofErr w:type="spellStart"/>
-      <w:r>
-        <w:t>qquad</w:t>
-      </w:r>
-      <w:proofErr w:type="spellEnd"/>
-      <w:r>
-        <w:t xml:space="preserve"> \</w:t>
-      </w:r>
-      <w:proofErr w:type="spellStart"/>
-      <w:proofErr w:type="gramStart"/>
-      <w:r>
-        <w:t>text</w:t>
-      </w:r>
-      <w:proofErr w:type="spellEnd"/>
-      <w:r>
-        <w:t>{</w:t>
-      </w:r>
-      <w:proofErr w:type="gramEnd"/>
-      <w:r>
-        <w:t>Warnung, wenn nötig} \</w:t>
+        <w:t>{Warnung, wenn nötig} \</w:t>
       </w:r>
       <w:proofErr w:type="spellStart"/>
       <w:r>
@@ -20798,12 +20066,10 @@
         <w:t>$P_{</w:t>
       </w:r>
       <w:proofErr w:type="spellStart"/>
-      <w:proofErr w:type="gramStart"/>
       <w:r>
         <w:t>aus,i</w:t>
       </w:r>
       <w:proofErr w:type="spellEnd"/>
-      <w:proofErr w:type="gramEnd"/>
       <w:r>
         <w:t>}$: Fläche der ausgefahrenen Platte über Karton $i$</w:t>
       </w:r>
@@ -23323,12 +22589,10 @@
         <w:t>$</w:t>
       </w:r>
       <w:proofErr w:type="spellStart"/>
-      <w:proofErr w:type="gramStart"/>
       <w:r>
         <w:t>env:PYTHONPATH</w:t>
       </w:r>
       <w:proofErr w:type="spellEnd"/>
-      <w:proofErr w:type="gramEnd"/>
       <w:r>
         <w:t>="</w:t>
       </w:r>
@@ -23542,15 +22806,7 @@
         <w:t>Rechenweg:</w:t>
       </w:r>
       <w:r>
-        <w:t> alle Stufen S0–S8 mit den eingesetzten Zahlen des Auftrags, zum Beispiel $x' = -1</w:t>
-      </w:r>
-      <w:proofErr w:type="gramStart"/>
-      <w:r>
-        <w:t>·(</w:t>
-      </w:r>
-      <w:proofErr w:type="gramEnd"/>
-      <w:r>
-        <w:t>340.0 − 1200) = 860.0$.</w:t>
+        <w:t> alle Stufen S0–S8 mit den eingesetzten Zahlen des Auftrags, zum Beispiel $x' = -1·(340.0 − 1200) = 860.0$.</w:t>
       </w:r>
     </w:p>
     <w:p>
@@ -23601,6 +22857,373 @@
       </w:r>
     </w:p>
     <w:p/>
+    <w:p/>
+    <w:p>
+      <w:r>
+        <w:rPr>
+          <w:b/>
+          <w:bCs/>
+        </w:rPr>
+        <w:t>Warnung entfernt:</w:t>
+      </w:r>
+      <w:r>
+        <w:t xml:space="preserve"> Sie ist aus Berechnung, Report, SCL-Export und Testvektoren herausgenommen, die Testvektoren sind neu erzeugt.</w:t>
+      </w:r>
+    </w:p>
+    <w:p>
+      <w:pPr>
+        <w:numPr>
+          <w:ilvl w:val="0"/>
+          <w:numId w:val="41"/>
+        </w:numPr>
+      </w:pPr>
+      <w:r>
+        <w:rPr>
+          <w:b/>
+          <w:bCs/>
+        </w:rPr>
+        <w:t xml:space="preserve">Die </w:t>
+      </w:r>
+      <w:proofErr w:type="spellStart"/>
+      <w:r>
+        <w:rPr>
+          <w:b/>
+          <w:bCs/>
+        </w:rPr>
+        <w:t>Warnbits</w:t>
+      </w:r>
+      <w:proofErr w:type="spellEnd"/>
+      <w:r>
+        <w:rPr>
+          <w:b/>
+          <w:bCs/>
+        </w:rPr>
+        <w:t xml:space="preserve"> haben sich verschoben:</w:t>
+      </w:r>
+      <w:r>
+        <w:t> Der Hinweis „Kurzseite voran“ ist von Bit 5 auf </w:t>
+      </w:r>
+      <w:r>
+        <w:rPr>
+          <w:b/>
+          <w:bCs/>
+        </w:rPr>
+        <w:t>Bit 4</w:t>
+      </w:r>
+      <w:r>
+        <w:t> gerückt. Es gibt jetzt die Bits 0–4. Eine SPS-Auswertung, die sich schon auf Bit 5 bezieht, müsste angepasst werden.</w:t>
+      </w:r>
+    </w:p>
+    <w:p>
+      <w:pPr>
+        <w:numPr>
+          <w:ilvl w:val="0"/>
+          <w:numId w:val="41"/>
+        </w:numPr>
+      </w:pPr>
+      <w:r>
+        <w:t>Beispiel EU36 mit 680 × 260: keine Warnungen mehr.</w:t>
+      </w:r>
+    </w:p>
+    <w:p>
+      <w:r>
+        <w:rPr>
+          <w:b/>
+          <w:bCs/>
+        </w:rPr>
+        <w:t>Formelsammlung</w:t>
+      </w:r>
+      <w:r>
+        <w:t xml:space="preserve"> (</w:t>
+      </w:r>
+      <w:proofErr w:type="spellStart"/>
+      <w:r>
+        <w:fldChar w:fldCharType="begin"/>
+      </w:r>
+      <w:r>
+        <w:instrText>HYPERLINK "vscode-webview://15jmgs3a7h2g75r7rhf732v3a39emrqe3dccl2ea10p6ls28nkl0/doc/formelsammlung.html" \t "_blank"</w:instrText>
+      </w:r>
+      <w:r>
+        <w:fldChar w:fldCharType="separate"/>
+      </w:r>
+      <w:r>
+        <w:rPr>
+          <w:rStyle w:val="Hyperlink"/>
+        </w:rPr>
+        <w:t>doc</w:t>
+      </w:r>
+      <w:proofErr w:type="spellEnd"/>
+      <w:r>
+        <w:rPr>
+          <w:rStyle w:val="Hyperlink"/>
+        </w:rPr>
+        <w:t>/formelsammlung.html</w:t>
+      </w:r>
+      <w:r>
+        <w:fldChar w:fldCharType="end"/>
+      </w:r>
+      <w:r>
+        <w:t xml:space="preserve">, als PDF über </w:t>
+      </w:r>
+      <w:proofErr w:type="spellStart"/>
+      <w:r>
+        <w:t>palletizer</w:t>
+      </w:r>
+      <w:proofErr w:type="spellEnd"/>
+      <w:r>
+        <w:t xml:space="preserve"> </w:t>
+      </w:r>
+      <w:proofErr w:type="spellStart"/>
+      <w:r>
+        <w:t>docs</w:t>
+      </w:r>
+      <w:proofErr w:type="spellEnd"/>
+      <w:r>
+        <w:t xml:space="preserve"> → </w:t>
+      </w:r>
+      <w:proofErr w:type="spellStart"/>
+      <w:r>
+        <w:t>output</w:t>
+      </w:r>
+      <w:proofErr w:type="spellEnd"/>
+      <w:r>
+        <w:t>/formelsammlung.pdf):</w:t>
+      </w:r>
+    </w:p>
+    <w:p>
+      <w:pPr>
+        <w:numPr>
+          <w:ilvl w:val="0"/>
+          <w:numId w:val="42"/>
+        </w:numPr>
+      </w:pPr>
+      <w:r>
+        <w:t>Bezeichnungen, Koordinatensystem und Winkelkonvention mit Skizze</w:t>
+      </w:r>
+    </w:p>
+    <w:p>
+      <w:pPr>
+        <w:numPr>
+          <w:ilvl w:val="0"/>
+          <w:numId w:val="42"/>
+        </w:numPr>
+      </w:pPr>
+      <w:r>
+        <w:t>jede Stufe S0–S8 mit allen Formeln und Entscheidungsregeln:</w:t>
+      </w:r>
+    </w:p>
+    <w:p>
+      <w:pPr>
+        <w:numPr>
+          <w:ilvl w:val="1"/>
+          <w:numId w:val="42"/>
+        </w:numPr>
+      </w:pPr>
+      <w:r>
+        <w:t>Standardaufbau der Muster mit Skizze</w:t>
+      </w:r>
+    </w:p>
+    <w:p>
+      <w:pPr>
+        <w:numPr>
+          <w:ilvl w:val="1"/>
+          <w:numId w:val="42"/>
+        </w:numPr>
+      </w:pPr>
+      <w:r>
+        <w:lastRenderedPageBreak/>
+        <w:t>Zentrieren, Überstand und Wahl der Variante</w:t>
+      </w:r>
+    </w:p>
+    <w:p>
+      <w:pPr>
+        <w:numPr>
+          <w:ilvl w:val="1"/>
+          <w:numId w:val="42"/>
+        </w:numPr>
+      </w:pPr>
+      <w:r>
+        <w:t>Startecke, gerechnet über den lockeren Teil und die Lücke</w:t>
+      </w:r>
+    </w:p>
+    <w:p>
+      <w:pPr>
+        <w:numPr>
+          <w:ilvl w:val="1"/>
+          <w:numId w:val="42"/>
+        </w:numPr>
+      </w:pPr>
+      <w:r>
+        <w:t xml:space="preserve">die 8 Prüfzonen mit Skizze, freie Richtungen, Wunschvektor und </w:t>
+      </w:r>
+      <w:proofErr w:type="spellStart"/>
+      <w:r>
+        <w:t>Gleichstandsregel</w:t>
+      </w:r>
+      <w:proofErr w:type="spellEnd"/>
+    </w:p>
+    <w:p>
+      <w:pPr>
+        <w:numPr>
+          <w:ilvl w:val="1"/>
+          <w:numId w:val="42"/>
+        </w:numPr>
+      </w:pPr>
+      <w:r>
+        <w:t>Saugplatte und Spiegeln auf den Nullpunkt</w:t>
+      </w:r>
+    </w:p>
+    <w:p>
+      <w:pPr>
+        <w:numPr>
+          <w:ilvl w:val="0"/>
+          <w:numId w:val="42"/>
+        </w:numPr>
+      </w:pPr>
+      <w:r>
+        <w:t>durchgerechnetes Beispiel EU36 mit allen Zwischenwerten; die Zahlen stimmen mit den Testvektoren überein</w:t>
+      </w:r>
+    </w:p>
+    <w:p>
+      <w:pPr>
+        <w:numPr>
+          <w:ilvl w:val="0"/>
+          <w:numId w:val="42"/>
+        </w:numPr>
+      </w:pPr>
+      <w:r>
+        <w:t xml:space="preserve">Fehlercodes, </w:t>
+      </w:r>
+      <w:proofErr w:type="spellStart"/>
+      <w:r>
+        <w:t>Warnbits</w:t>
+      </w:r>
+      <w:proofErr w:type="spellEnd"/>
+      <w:r>
+        <w:t xml:space="preserve"> und Konstanten</w:t>
+      </w:r>
+    </w:p>
+    <w:p>
+      <w:r>
+        <w:rPr>
+          <w:b/>
+          <w:bCs/>
+        </w:rPr>
+        <w:t>SPS-Leitfaden</w:t>
+      </w:r>
+      <w:r>
+        <w:t xml:space="preserve"> (</w:t>
+      </w:r>
+      <w:proofErr w:type="spellStart"/>
+      <w:r>
+        <w:fldChar w:fldCharType="begin"/>
+      </w:r>
+      <w:r>
+        <w:instrText>HYPERLINK "vscode-webview://15jmgs3a7h2g75r7rhf732v3a39emrqe3dccl2ea10p6ls28nkl0/doc/sps-leitfaden.md" \t "_blank"</w:instrText>
+      </w:r>
+      <w:r>
+        <w:fldChar w:fldCharType="separate"/>
+      </w:r>
+      <w:r>
+        <w:rPr>
+          <w:rStyle w:val="Hyperlink"/>
+        </w:rPr>
+        <w:t>doc</w:t>
+      </w:r>
+      <w:proofErr w:type="spellEnd"/>
+      <w:r>
+        <w:rPr>
+          <w:rStyle w:val="Hyperlink"/>
+        </w:rPr>
+        <w:t>/sps-leitfaden.md</w:t>
+      </w:r>
+      <w:r>
+        <w:fldChar w:fldCharType="end"/>
+      </w:r>
+      <w:r>
+        <w:t>):</w:t>
+      </w:r>
+    </w:p>
+    <w:p>
+      <w:pPr>
+        <w:numPr>
+          <w:ilvl w:val="0"/>
+          <w:numId w:val="43"/>
+        </w:numPr>
+      </w:pPr>
+      <w:r>
+        <w:t>zwei Wege in die SPS: das fertige Ergebnis als DB übernehmen, oder den Algorithmus in SCL nachbauen</w:t>
+      </w:r>
+    </w:p>
+    <w:p>
+      <w:pPr>
+        <w:numPr>
+          <w:ilvl w:val="0"/>
+          <w:numId w:val="43"/>
+        </w:numPr>
+      </w:pPr>
+      <w:r>
+        <w:t>Datenfluss, UDTs für die Schnittstelle und interne UDTs, Konstanten</w:t>
+      </w:r>
+    </w:p>
+    <w:p>
+      <w:pPr>
+        <w:numPr>
+          <w:ilvl w:val="0"/>
+          <w:numId w:val="43"/>
+        </w:numPr>
+      </w:pPr>
+      <w:r>
+        <w:t>Vorschlag für die Bausteine (FB </w:t>
+      </w:r>
+      <w:proofErr w:type="spellStart"/>
+      <w:r>
+        <w:t>PalCalculate</w:t>
+      </w:r>
+      <w:proofErr w:type="spellEnd"/>
+      <w:r>
+        <w:t> mit einer FC pro Stufe) mit ihren Schnittstellen</w:t>
+      </w:r>
+    </w:p>
+    <w:p>
+      <w:pPr>
+        <w:numPr>
+          <w:ilvl w:val="0"/>
+          <w:numId w:val="43"/>
+        </w:numPr>
+      </w:pPr>
+      <w:r>
+        <w:t>SCL-naher Pseudocode für jede Stufe</w:t>
+      </w:r>
+    </w:p>
+    <w:p>
+      <w:pPr>
+        <w:numPr>
+          <w:ilvl w:val="0"/>
+          <w:numId w:val="43"/>
+        </w:numPr>
+      </w:pPr>
+      <w:r>
+        <w:t>Umsetzungshinweise und welche Testvektor-Datei welche Stufe prüft</w:t>
+      </w:r>
+    </w:p>
+    <w:p>
+      <w:pPr>
+        <w:numPr>
+          <w:ilvl w:val="0"/>
+          <w:numId w:val="43"/>
+        </w:numPr>
+      </w:pPr>
+      <w:r>
+        <w:t>was an den Roboter übergeben wird, mit einem Vorschlag für den Bewegungsablauf</w:t>
+      </w:r>
+    </w:p>
+    <w:p>
+      <w:r>
+        <w:t>Den SCL-Pseudocode habe ich nicht in TIA übersetzt. Er ist als Vorlage gedacht, kleine Syntaxanpassungen können beim Einbau nötig sein.</w:t>
+      </w:r>
+    </w:p>
+    <w:p/>
     <w:sectPr>
       <w:pgSz w:w="11906" w:h="16838"/>
       <w:pgMar w:top="1417" w:right="1417" w:bottom="1134" w:left="1417" w:header="708" w:footer="708" w:gutter="0"/>
@@ -23614,6 +23237,155 @@
 <file path=word/numbering.xml><?xml version="1.0" encoding="utf-8"?>
 <w:numbering xmlns:wpc="http://schemas.microsoft.com/office/word/2010/wordprocessingCanvas" xmlns:cx="http://schemas.microsoft.com/office/drawing/2014/chartex" xmlns:cx1="http://schemas.microsoft.com/office/drawing/2015/9/8/chartex" xmlns:cx2="http://schemas.microsoft.com/office/drawing/2015/10/21/chartex" xmlns:cx3="http://schemas.microsoft.com/office/drawing/2016/5/9/chartex" xmlns:cx4="http://schemas.microsoft.com/office/drawing/2016/5/10/chartex" xmlns:cx5="http://schemas.microsoft.com/office/drawing/2016/5/11/chartex" xmlns:cx6="http://schemas.microsoft.com/office/drawing/2016/5/12/chartex" xmlns:cx7="http://schemas.microsoft.com/office/drawing/2016/5/13/chartex" xmlns:cx8="http://schemas.microsoft.com/office/drawing/2016/5/14/chartex" xmlns:mc="http://schemas.openxmlformats.org/markup-compatibility/2006" xmlns:aink="http://schemas.microsoft.com/office/drawing/2016/ink" xmlns:am3d="http://schemas.microsoft.com/office/drawing/2017/model3d" xmlns:o="urn:schemas-microsoft-com:office:office" xmlns:oel="http://schemas.microsoft.com/office/2019/extlst" xmlns:r="http://schemas.openxmlformats.org/officeDocument/2006/relationships" xmlns:m="http://schemas.openxmlformats.org/officeDocument/2006/math" xmlns:v="urn:schemas-microsoft-com:vml" xmlns:wp14="http://schemas.microsoft.com/office/word/2010/wordprocessingDrawing" xmlns:wp="http://schemas.openxmlformats.org/drawingml/2006/wordprocessingDrawing" xmlns:w10="urn:schemas-microsoft-com:office:word" xmlns:w="http://schemas.openxmlformats.org/wordprocessingml/2006/main" xmlns:w14="http://schemas.microsoft.com/office/word/2010/wordml" xmlns:w15="http://schemas.microsoft.com/office/word/2012/wordml" xmlns:w16cex="http://schemas.microsoft.com/office/word/2018/wordml/cex" xmlns:w16cid="http://schemas.microsoft.com/office/word/2016/wordml/cid" xmlns:w16="http://schemas.microsoft.com/office/word/2018/wordml" xmlns:w16du="http://schemas.microsoft.com/office/word/2023/wordml/word16du" xmlns:w16sdtdh="http://schemas.microsoft.com/office/word/2020/wordml/sdtdatahash" xmlns:w16sdtfl="http://schemas.microsoft.com/office/word/2024/wordml/sdtformatlock" xmlns:w16se="http://schemas.microsoft.com/office/word/2015/wordml/symex" xmlns:wpg="http://schemas.microsoft.com/office/word/2010/wordprocessingGroup" xmlns:wpi="http://schemas.microsoft.com/office/word/2010/wordprocessingInk" xmlns:wne="http://schemas.microsoft.com/office/word/2006/wordml" xmlns:wps="http://schemas.microsoft.com/office/word/2010/wordprocessingShape" mc:Ignorable="w14 w15 w16se w16cid w16 w16cex w16sdtdh w16sdtfl w16du wp14">
   <w:abstractNum w:abstractNumId="0" w15:restartNumberingAfterBreak="0">
+    <w:nsid w:val="030342F3"/>
+    <w:multiLevelType w:val="multilevel"/>
+    <w:tmpl w:val="443049D4"/>
+    <w:lvl w:ilvl="0">
+      <w:start w:val="1"/>
+      <w:numFmt w:val="bullet"/>
+      <w:lvlText w:val=""/>
+      <w:lvlJc w:val="left"/>
+      <w:pPr>
+        <w:tabs>
+          <w:tab w:val="num" w:pos="720"/>
+        </w:tabs>
+        <w:ind w:left="720" w:hanging="360"/>
+      </w:pPr>
+      <w:rPr>
+        <w:rFonts w:ascii="Symbol" w:hAnsi="Symbol" w:hint="default"/>
+        <w:sz w:val="20"/>
+      </w:rPr>
+    </w:lvl>
+    <w:lvl w:ilvl="1" w:tentative="1">
+      <w:start w:val="1"/>
+      <w:numFmt w:val="bullet"/>
+      <w:lvlText w:val="o"/>
+      <w:lvlJc w:val="left"/>
+      <w:pPr>
+        <w:tabs>
+          <w:tab w:val="num" w:pos="1440"/>
+        </w:tabs>
+        <w:ind w:left="1440" w:hanging="360"/>
+      </w:pPr>
+      <w:rPr>
+        <w:rFonts w:ascii="Courier New" w:hAnsi="Courier New" w:hint="default"/>
+        <w:sz w:val="20"/>
+      </w:rPr>
+    </w:lvl>
+    <w:lvl w:ilvl="2" w:tentative="1">
+      <w:start w:val="1"/>
+      <w:numFmt w:val="bullet"/>
+      <w:lvlText w:val=""/>
+      <w:lvlJc w:val="left"/>
+      <w:pPr>
+        <w:tabs>
+          <w:tab w:val="num" w:pos="2160"/>
+        </w:tabs>
+        <w:ind w:left="2160" w:hanging="360"/>
+      </w:pPr>
+      <w:rPr>
+        <w:rFonts w:ascii="Wingdings" w:hAnsi="Wingdings" w:hint="default"/>
+        <w:sz w:val="20"/>
+      </w:rPr>
+    </w:lvl>
+    <w:lvl w:ilvl="3" w:tentative="1">
+      <w:start w:val="1"/>
+      <w:numFmt w:val="bullet"/>
+      <w:lvlText w:val=""/>
+      <w:lvlJc w:val="left"/>
+      <w:pPr>
+        <w:tabs>
+          <w:tab w:val="num" w:pos="2880"/>
+        </w:tabs>
+        <w:ind w:left="2880" w:hanging="360"/>
+      </w:pPr>
+      <w:rPr>
+        <w:rFonts w:ascii="Wingdings" w:hAnsi="Wingdings" w:hint="default"/>
+        <w:sz w:val="20"/>
+      </w:rPr>
+    </w:lvl>
+    <w:lvl w:ilvl="4" w:tentative="1">
+      <w:start w:val="1"/>
+      <w:numFmt w:val="bullet"/>
+      <w:lvlText w:val=""/>
+      <w:lvlJc w:val="left"/>
+      <w:pPr>
+        <w:tabs>
+          <w:tab w:val="num" w:pos="3600"/>
+        </w:tabs>
+        <w:ind w:left="3600" w:hanging="360"/>
+      </w:pPr>
+      <w:rPr>
+        <w:rFonts w:ascii="Wingdings" w:hAnsi="Wingdings" w:hint="default"/>
+        <w:sz w:val="20"/>
+      </w:rPr>
+    </w:lvl>
+    <w:lvl w:ilvl="5" w:tentative="1">
+      <w:start w:val="1"/>
+      <w:numFmt w:val="bullet"/>
+      <w:lvlText w:val=""/>
+      <w:lvlJc w:val="left"/>
+      <w:pPr>
+        <w:tabs>
+          <w:tab w:val="num" w:pos="4320"/>
+        </w:tabs>
+        <w:ind w:left="4320" w:hanging="360"/>
+      </w:pPr>
+      <w:rPr>
+        <w:rFonts w:ascii="Wingdings" w:hAnsi="Wingdings" w:hint="default"/>
+        <w:sz w:val="20"/>
+      </w:rPr>
+    </w:lvl>
+    <w:lvl w:ilvl="6" w:tentative="1">
+      <w:start w:val="1"/>
+      <w:numFmt w:val="bullet"/>
+      <w:lvlText w:val=""/>
+      <w:lvlJc w:val="left"/>
+      <w:pPr>
+        <w:tabs>
+          <w:tab w:val="num" w:pos="5040"/>
+        </w:tabs>
+        <w:ind w:left="5040" w:hanging="360"/>
+      </w:pPr>
+      <w:rPr>
+        <w:rFonts w:ascii="Wingdings" w:hAnsi="Wingdings" w:hint="default"/>
+        <w:sz w:val="20"/>
+      </w:rPr>
+    </w:lvl>
+    <w:lvl w:ilvl="7" w:tentative="1">
+      <w:start w:val="1"/>
+      <w:numFmt w:val="bullet"/>
+      <w:lvlText w:val=""/>
+      <w:lvlJc w:val="left"/>
+      <w:pPr>
+        <w:tabs>
+          <w:tab w:val="num" w:pos="5760"/>
+        </w:tabs>
+        <w:ind w:left="5760" w:hanging="360"/>
+      </w:pPr>
+      <w:rPr>
+        <w:rFonts w:ascii="Wingdings" w:hAnsi="Wingdings" w:hint="default"/>
+        <w:sz w:val="20"/>
+      </w:rPr>
+    </w:lvl>
+    <w:lvl w:ilvl="8" w:tentative="1">
+      <w:start w:val="1"/>
+      <w:numFmt w:val="bullet"/>
+      <w:lvlText w:val=""/>
+      <w:lvlJc w:val="left"/>
+      <w:pPr>
+        <w:tabs>
+          <w:tab w:val="num" w:pos="6480"/>
+        </w:tabs>
+        <w:ind w:left="6480" w:hanging="360"/>
+      </w:pPr>
+      <w:rPr>
+        <w:rFonts w:ascii="Wingdings" w:hAnsi="Wingdings" w:hint="default"/>
+        <w:sz w:val="20"/>
+      </w:rPr>
+    </w:lvl>
+  </w:abstractNum>
+  <w:abstractNum w:abstractNumId="1" w15:restartNumberingAfterBreak="0">
     <w:nsid w:val="071845AA"/>
     <w:multiLevelType w:val="multilevel"/>
     <w:tmpl w:val="ADA89466"/>
@@ -23762,7 +23534,7 @@
       </w:rPr>
     </w:lvl>
   </w:abstractNum>
-  <w:abstractNum w:abstractNumId="1" w15:restartNumberingAfterBreak="0">
+  <w:abstractNum w:abstractNumId="2" w15:restartNumberingAfterBreak="0">
     <w:nsid w:val="0D413870"/>
     <w:multiLevelType w:val="multilevel"/>
     <w:tmpl w:val="AB0A4F5A"/>
@@ -23911,7 +23683,7 @@
       </w:rPr>
     </w:lvl>
   </w:abstractNum>
-  <w:abstractNum w:abstractNumId="2" w15:restartNumberingAfterBreak="0">
+  <w:abstractNum w:abstractNumId="3" w15:restartNumberingAfterBreak="0">
     <w:nsid w:val="11952567"/>
     <w:multiLevelType w:val="multilevel"/>
     <w:tmpl w:val="386CF23E"/>
@@ -24060,7 +23832,7 @@
       </w:rPr>
     </w:lvl>
   </w:abstractNum>
-  <w:abstractNum w:abstractNumId="3" w15:restartNumberingAfterBreak="0">
+  <w:abstractNum w:abstractNumId="4" w15:restartNumberingAfterBreak="0">
     <w:nsid w:val="125B5CAF"/>
     <w:multiLevelType w:val="multilevel"/>
     <w:tmpl w:val="CB064F30"/>
@@ -24209,7 +23981,156 @@
       </w:rPr>
     </w:lvl>
   </w:abstractNum>
-  <w:abstractNum w:abstractNumId="4" w15:restartNumberingAfterBreak="0">
+  <w:abstractNum w:abstractNumId="5" w15:restartNumberingAfterBreak="0">
+    <w:nsid w:val="12D472E1"/>
+    <w:multiLevelType w:val="multilevel"/>
+    <w:tmpl w:val="0A129F1E"/>
+    <w:lvl w:ilvl="0">
+      <w:start w:val="1"/>
+      <w:numFmt w:val="bullet"/>
+      <w:lvlText w:val=""/>
+      <w:lvlJc w:val="left"/>
+      <w:pPr>
+        <w:tabs>
+          <w:tab w:val="num" w:pos="720"/>
+        </w:tabs>
+        <w:ind w:left="720" w:hanging="360"/>
+      </w:pPr>
+      <w:rPr>
+        <w:rFonts w:ascii="Symbol" w:hAnsi="Symbol" w:hint="default"/>
+        <w:sz w:val="20"/>
+      </w:rPr>
+    </w:lvl>
+    <w:lvl w:ilvl="1" w:tentative="1">
+      <w:start w:val="1"/>
+      <w:numFmt w:val="bullet"/>
+      <w:lvlText w:val="o"/>
+      <w:lvlJc w:val="left"/>
+      <w:pPr>
+        <w:tabs>
+          <w:tab w:val="num" w:pos="1440"/>
+        </w:tabs>
+        <w:ind w:left="1440" w:hanging="360"/>
+      </w:pPr>
+      <w:rPr>
+        <w:rFonts w:ascii="Courier New" w:hAnsi="Courier New" w:hint="default"/>
+        <w:sz w:val="20"/>
+      </w:rPr>
+    </w:lvl>
+    <w:lvl w:ilvl="2" w:tentative="1">
+      <w:start w:val="1"/>
+      <w:numFmt w:val="bullet"/>
+      <w:lvlText w:val=""/>
+      <w:lvlJc w:val="left"/>
+      <w:pPr>
+        <w:tabs>
+          <w:tab w:val="num" w:pos="2160"/>
+        </w:tabs>
+        <w:ind w:left="2160" w:hanging="360"/>
+      </w:pPr>
+      <w:rPr>
+        <w:rFonts w:ascii="Wingdings" w:hAnsi="Wingdings" w:hint="default"/>
+        <w:sz w:val="20"/>
+      </w:rPr>
+    </w:lvl>
+    <w:lvl w:ilvl="3" w:tentative="1">
+      <w:start w:val="1"/>
+      <w:numFmt w:val="bullet"/>
+      <w:lvlText w:val=""/>
+      <w:lvlJc w:val="left"/>
+      <w:pPr>
+        <w:tabs>
+          <w:tab w:val="num" w:pos="2880"/>
+        </w:tabs>
+        <w:ind w:left="2880" w:hanging="360"/>
+      </w:pPr>
+      <w:rPr>
+        <w:rFonts w:ascii="Wingdings" w:hAnsi="Wingdings" w:hint="default"/>
+        <w:sz w:val="20"/>
+      </w:rPr>
+    </w:lvl>
+    <w:lvl w:ilvl="4" w:tentative="1">
+      <w:start w:val="1"/>
+      <w:numFmt w:val="bullet"/>
+      <w:lvlText w:val=""/>
+      <w:lvlJc w:val="left"/>
+      <w:pPr>
+        <w:tabs>
+          <w:tab w:val="num" w:pos="3600"/>
+        </w:tabs>
+        <w:ind w:left="3600" w:hanging="360"/>
+      </w:pPr>
+      <w:rPr>
+        <w:rFonts w:ascii="Wingdings" w:hAnsi="Wingdings" w:hint="default"/>
+        <w:sz w:val="20"/>
+      </w:rPr>
+    </w:lvl>
+    <w:lvl w:ilvl="5" w:tentative="1">
+      <w:start w:val="1"/>
+      <w:numFmt w:val="bullet"/>
+      <w:lvlText w:val=""/>
+      <w:lvlJc w:val="left"/>
+      <w:pPr>
+        <w:tabs>
+          <w:tab w:val="num" w:pos="4320"/>
+        </w:tabs>
+        <w:ind w:left="4320" w:hanging="360"/>
+      </w:pPr>
+      <w:rPr>
+        <w:rFonts w:ascii="Wingdings" w:hAnsi="Wingdings" w:hint="default"/>
+        <w:sz w:val="20"/>
+      </w:rPr>
+    </w:lvl>
+    <w:lvl w:ilvl="6" w:tentative="1">
+      <w:start w:val="1"/>
+      <w:numFmt w:val="bullet"/>
+      <w:lvlText w:val=""/>
+      <w:lvlJc w:val="left"/>
+      <w:pPr>
+        <w:tabs>
+          <w:tab w:val="num" w:pos="5040"/>
+        </w:tabs>
+        <w:ind w:left="5040" w:hanging="360"/>
+      </w:pPr>
+      <w:rPr>
+        <w:rFonts w:ascii="Wingdings" w:hAnsi="Wingdings" w:hint="default"/>
+        <w:sz w:val="20"/>
+      </w:rPr>
+    </w:lvl>
+    <w:lvl w:ilvl="7" w:tentative="1">
+      <w:start w:val="1"/>
+      <w:numFmt w:val="bullet"/>
+      <w:lvlText w:val=""/>
+      <w:lvlJc w:val="left"/>
+      <w:pPr>
+        <w:tabs>
+          <w:tab w:val="num" w:pos="5760"/>
+        </w:tabs>
+        <w:ind w:left="5760" w:hanging="360"/>
+      </w:pPr>
+      <w:rPr>
+        <w:rFonts w:ascii="Wingdings" w:hAnsi="Wingdings" w:hint="default"/>
+        <w:sz w:val="20"/>
+      </w:rPr>
+    </w:lvl>
+    <w:lvl w:ilvl="8" w:tentative="1">
+      <w:start w:val="1"/>
+      <w:numFmt w:val="bullet"/>
+      <w:lvlText w:val=""/>
+      <w:lvlJc w:val="left"/>
+      <w:pPr>
+        <w:tabs>
+          <w:tab w:val="num" w:pos="6480"/>
+        </w:tabs>
+        <w:ind w:left="6480" w:hanging="360"/>
+      </w:pPr>
+      <w:rPr>
+        <w:rFonts w:ascii="Wingdings" w:hAnsi="Wingdings" w:hint="default"/>
+        <w:sz w:val="20"/>
+      </w:rPr>
+    </w:lvl>
+  </w:abstractNum>
+  <w:abstractNum w:abstractNumId="6" w15:restartNumberingAfterBreak="0">
     <w:nsid w:val="15F057F5"/>
     <w:multiLevelType w:val="multilevel"/>
     <w:tmpl w:val="2CFAFA70"/>
@@ -24358,7 +24279,7 @@
       </w:rPr>
     </w:lvl>
   </w:abstractNum>
-  <w:abstractNum w:abstractNumId="5" w15:restartNumberingAfterBreak="0">
+  <w:abstractNum w:abstractNumId="7" w15:restartNumberingAfterBreak="0">
     <w:nsid w:val="18B46B95"/>
     <w:multiLevelType w:val="multilevel"/>
     <w:tmpl w:val="DDD49AD4"/>
@@ -24507,7 +24428,7 @@
       </w:rPr>
     </w:lvl>
   </w:abstractNum>
-  <w:abstractNum w:abstractNumId="6" w15:restartNumberingAfterBreak="0">
+  <w:abstractNum w:abstractNumId="8" w15:restartNumberingAfterBreak="0">
     <w:nsid w:val="1ABE1D8B"/>
     <w:multiLevelType w:val="multilevel"/>
     <w:tmpl w:val="031EF662"/>
@@ -24656,7 +24577,7 @@
       </w:rPr>
     </w:lvl>
   </w:abstractNum>
-  <w:abstractNum w:abstractNumId="7" w15:restartNumberingAfterBreak="0">
+  <w:abstractNum w:abstractNumId="9" w15:restartNumberingAfterBreak="0">
     <w:nsid w:val="1C4128FD"/>
     <w:multiLevelType w:val="multilevel"/>
     <w:tmpl w:val="3BC2002A"/>
@@ -24769,7 +24690,7 @@
       </w:pPr>
     </w:lvl>
   </w:abstractNum>
-  <w:abstractNum w:abstractNumId="8" w15:restartNumberingAfterBreak="0">
+  <w:abstractNum w:abstractNumId="10" w15:restartNumberingAfterBreak="0">
     <w:nsid w:val="1C81400C"/>
     <w:multiLevelType w:val="multilevel"/>
     <w:tmpl w:val="84C4C806"/>
@@ -24918,7 +24839,156 @@
       </w:rPr>
     </w:lvl>
   </w:abstractNum>
-  <w:abstractNum w:abstractNumId="9" w15:restartNumberingAfterBreak="0">
+  <w:abstractNum w:abstractNumId="11" w15:restartNumberingAfterBreak="0">
+    <w:nsid w:val="1E1303B2"/>
+    <w:multiLevelType w:val="multilevel"/>
+    <w:tmpl w:val="CF023AA8"/>
+    <w:lvl w:ilvl="0">
+      <w:start w:val="1"/>
+      <w:numFmt w:val="bullet"/>
+      <w:lvlText w:val=""/>
+      <w:lvlJc w:val="left"/>
+      <w:pPr>
+        <w:tabs>
+          <w:tab w:val="num" w:pos="720"/>
+        </w:tabs>
+        <w:ind w:left="720" w:hanging="360"/>
+      </w:pPr>
+      <w:rPr>
+        <w:rFonts w:ascii="Symbol" w:hAnsi="Symbol" w:hint="default"/>
+        <w:sz w:val="20"/>
+      </w:rPr>
+    </w:lvl>
+    <w:lvl w:ilvl="1">
+      <w:start w:val="1"/>
+      <w:numFmt w:val="bullet"/>
+      <w:lvlText w:val="o"/>
+      <w:lvlJc w:val="left"/>
+      <w:pPr>
+        <w:tabs>
+          <w:tab w:val="num" w:pos="1440"/>
+        </w:tabs>
+        <w:ind w:left="1440" w:hanging="360"/>
+      </w:pPr>
+      <w:rPr>
+        <w:rFonts w:ascii="Courier New" w:hAnsi="Courier New" w:hint="default"/>
+        <w:sz w:val="20"/>
+      </w:rPr>
+    </w:lvl>
+    <w:lvl w:ilvl="2" w:tentative="1">
+      <w:start w:val="1"/>
+      <w:numFmt w:val="bullet"/>
+      <w:lvlText w:val=""/>
+      <w:lvlJc w:val="left"/>
+      <w:pPr>
+        <w:tabs>
+          <w:tab w:val="num" w:pos="2160"/>
+        </w:tabs>
+        <w:ind w:left="2160" w:hanging="360"/>
+      </w:pPr>
+      <w:rPr>
+        <w:rFonts w:ascii="Wingdings" w:hAnsi="Wingdings" w:hint="default"/>
+        <w:sz w:val="20"/>
+      </w:rPr>
+    </w:lvl>
+    <w:lvl w:ilvl="3" w:tentative="1">
+      <w:start w:val="1"/>
+      <w:numFmt w:val="bullet"/>
+      <w:lvlText w:val=""/>
+      <w:lvlJc w:val="left"/>
+      <w:pPr>
+        <w:tabs>
+          <w:tab w:val="num" w:pos="2880"/>
+        </w:tabs>
+        <w:ind w:left="2880" w:hanging="360"/>
+      </w:pPr>
+      <w:rPr>
+        <w:rFonts w:ascii="Wingdings" w:hAnsi="Wingdings" w:hint="default"/>
+        <w:sz w:val="20"/>
+      </w:rPr>
+    </w:lvl>
+    <w:lvl w:ilvl="4" w:tentative="1">
+      <w:start w:val="1"/>
+      <w:numFmt w:val="bullet"/>
+      <w:lvlText w:val=""/>
+      <w:lvlJc w:val="left"/>
+      <w:pPr>
+        <w:tabs>
+          <w:tab w:val="num" w:pos="3600"/>
+        </w:tabs>
+        <w:ind w:left="3600" w:hanging="360"/>
+      </w:pPr>
+      <w:rPr>
+        <w:rFonts w:ascii="Wingdings" w:hAnsi="Wingdings" w:hint="default"/>
+        <w:sz w:val="20"/>
+      </w:rPr>
+    </w:lvl>
+    <w:lvl w:ilvl="5" w:tentative="1">
+      <w:start w:val="1"/>
+      <w:numFmt w:val="bullet"/>
+      <w:lvlText w:val=""/>
+      <w:lvlJc w:val="left"/>
+      <w:pPr>
+        <w:tabs>
+          <w:tab w:val="num" w:pos="4320"/>
+        </w:tabs>
+        <w:ind w:left="4320" w:hanging="360"/>
+      </w:pPr>
+      <w:rPr>
+        <w:rFonts w:ascii="Wingdings" w:hAnsi="Wingdings" w:hint="default"/>
+        <w:sz w:val="20"/>
+      </w:rPr>
+    </w:lvl>
+    <w:lvl w:ilvl="6" w:tentative="1">
+      <w:start w:val="1"/>
+      <w:numFmt w:val="bullet"/>
+      <w:lvlText w:val=""/>
+      <w:lvlJc w:val="left"/>
+      <w:pPr>
+        <w:tabs>
+          <w:tab w:val="num" w:pos="5040"/>
+        </w:tabs>
+        <w:ind w:left="5040" w:hanging="360"/>
+      </w:pPr>
+      <w:rPr>
+        <w:rFonts w:ascii="Wingdings" w:hAnsi="Wingdings" w:hint="default"/>
+        <w:sz w:val="20"/>
+      </w:rPr>
+    </w:lvl>
+    <w:lvl w:ilvl="7" w:tentative="1">
+      <w:start w:val="1"/>
+      <w:numFmt w:val="bullet"/>
+      <w:lvlText w:val=""/>
+      <w:lvlJc w:val="left"/>
+      <w:pPr>
+        <w:tabs>
+          <w:tab w:val="num" w:pos="5760"/>
+        </w:tabs>
+        <w:ind w:left="5760" w:hanging="360"/>
+      </w:pPr>
+      <w:rPr>
+        <w:rFonts w:ascii="Wingdings" w:hAnsi="Wingdings" w:hint="default"/>
+        <w:sz w:val="20"/>
+      </w:rPr>
+    </w:lvl>
+    <w:lvl w:ilvl="8" w:tentative="1">
+      <w:start w:val="1"/>
+      <w:numFmt w:val="bullet"/>
+      <w:lvlText w:val=""/>
+      <w:lvlJc w:val="left"/>
+      <w:pPr>
+        <w:tabs>
+          <w:tab w:val="num" w:pos="6480"/>
+        </w:tabs>
+        <w:ind w:left="6480" w:hanging="360"/>
+      </w:pPr>
+      <w:rPr>
+        <w:rFonts w:ascii="Wingdings" w:hAnsi="Wingdings" w:hint="default"/>
+        <w:sz w:val="20"/>
+      </w:rPr>
+    </w:lvl>
+  </w:abstractNum>
+  <w:abstractNum w:abstractNumId="12" w15:restartNumberingAfterBreak="0">
     <w:nsid w:val="1F024182"/>
     <w:multiLevelType w:val="multilevel"/>
     <w:tmpl w:val="C4CE8FF6"/>
@@ -25067,7 +25137,7 @@
       </w:rPr>
     </w:lvl>
   </w:abstractNum>
-  <w:abstractNum w:abstractNumId="10" w15:restartNumberingAfterBreak="0">
+  <w:abstractNum w:abstractNumId="13" w15:restartNumberingAfterBreak="0">
     <w:nsid w:val="27092E1A"/>
     <w:multiLevelType w:val="multilevel"/>
     <w:tmpl w:val="C4685E40"/>
@@ -25216,7 +25286,7 @@
       </w:rPr>
     </w:lvl>
   </w:abstractNum>
-  <w:abstractNum w:abstractNumId="11" w15:restartNumberingAfterBreak="0">
+  <w:abstractNum w:abstractNumId="14" w15:restartNumberingAfterBreak="0">
     <w:nsid w:val="2E147A72"/>
     <w:multiLevelType w:val="multilevel"/>
     <w:tmpl w:val="547CA2AA"/>
@@ -25365,7 +25435,7 @@
       </w:rPr>
     </w:lvl>
   </w:abstractNum>
-  <w:abstractNum w:abstractNumId="12" w15:restartNumberingAfterBreak="0">
+  <w:abstractNum w:abstractNumId="15" w15:restartNumberingAfterBreak="0">
     <w:nsid w:val="2F6B69B1"/>
     <w:multiLevelType w:val="multilevel"/>
     <w:tmpl w:val="16A6576C"/>
@@ -25514,7 +25584,7 @@
       </w:rPr>
     </w:lvl>
   </w:abstractNum>
-  <w:abstractNum w:abstractNumId="13" w15:restartNumberingAfterBreak="0">
+  <w:abstractNum w:abstractNumId="16" w15:restartNumberingAfterBreak="0">
     <w:nsid w:val="328846FC"/>
     <w:multiLevelType w:val="multilevel"/>
     <w:tmpl w:val="E11A5F5A"/>
@@ -25663,7 +25733,7 @@
       </w:rPr>
     </w:lvl>
   </w:abstractNum>
-  <w:abstractNum w:abstractNumId="14" w15:restartNumberingAfterBreak="0">
+  <w:abstractNum w:abstractNumId="17" w15:restartNumberingAfterBreak="0">
     <w:nsid w:val="32D25278"/>
     <w:multiLevelType w:val="multilevel"/>
     <w:tmpl w:val="17080914"/>
@@ -25812,7 +25882,7 @@
       </w:rPr>
     </w:lvl>
   </w:abstractNum>
-  <w:abstractNum w:abstractNumId="15" w15:restartNumberingAfterBreak="0">
+  <w:abstractNum w:abstractNumId="18" w15:restartNumberingAfterBreak="0">
     <w:nsid w:val="32EB2A53"/>
     <w:multiLevelType w:val="multilevel"/>
     <w:tmpl w:val="E85EEF64"/>
@@ -25961,7 +26031,7 @@
       </w:rPr>
     </w:lvl>
   </w:abstractNum>
-  <w:abstractNum w:abstractNumId="16" w15:restartNumberingAfterBreak="0">
+  <w:abstractNum w:abstractNumId="19" w15:restartNumberingAfterBreak="0">
     <w:nsid w:val="34FB3BD7"/>
     <w:multiLevelType w:val="multilevel"/>
     <w:tmpl w:val="F20EA1FA"/>
@@ -26074,7 +26144,7 @@
       </w:pPr>
     </w:lvl>
   </w:abstractNum>
-  <w:abstractNum w:abstractNumId="17" w15:restartNumberingAfterBreak="0">
+  <w:abstractNum w:abstractNumId="20" w15:restartNumberingAfterBreak="0">
     <w:nsid w:val="3A992F47"/>
     <w:multiLevelType w:val="multilevel"/>
     <w:tmpl w:val="E76CDCA0"/>
@@ -26223,7 +26293,7 @@
       </w:rPr>
     </w:lvl>
   </w:abstractNum>
-  <w:abstractNum w:abstractNumId="18" w15:restartNumberingAfterBreak="0">
+  <w:abstractNum w:abstractNumId="21" w15:restartNumberingAfterBreak="0">
     <w:nsid w:val="3C5C5BC7"/>
     <w:multiLevelType w:val="multilevel"/>
     <w:tmpl w:val="6CBE374E"/>
@@ -26372,7 +26442,7 @@
       </w:rPr>
     </w:lvl>
   </w:abstractNum>
-  <w:abstractNum w:abstractNumId="19" w15:restartNumberingAfterBreak="0">
+  <w:abstractNum w:abstractNumId="22" w15:restartNumberingAfterBreak="0">
     <w:nsid w:val="3F6A0A9C"/>
     <w:multiLevelType w:val="multilevel"/>
     <w:tmpl w:val="7FD20032"/>
@@ -26521,7 +26591,7 @@
       </w:rPr>
     </w:lvl>
   </w:abstractNum>
-  <w:abstractNum w:abstractNumId="20" w15:restartNumberingAfterBreak="0">
+  <w:abstractNum w:abstractNumId="23" w15:restartNumberingAfterBreak="0">
     <w:nsid w:val="44181BFB"/>
     <w:multiLevelType w:val="multilevel"/>
     <w:tmpl w:val="46BAC27C"/>
@@ -26670,7 +26740,7 @@
       </w:rPr>
     </w:lvl>
   </w:abstractNum>
-  <w:abstractNum w:abstractNumId="21" w15:restartNumberingAfterBreak="0">
+  <w:abstractNum w:abstractNumId="24" w15:restartNumberingAfterBreak="0">
     <w:nsid w:val="48EA7F8A"/>
     <w:multiLevelType w:val="multilevel"/>
     <w:tmpl w:val="395CDB08"/>
@@ -26819,7 +26889,7 @@
       </w:rPr>
     </w:lvl>
   </w:abstractNum>
-  <w:abstractNum w:abstractNumId="22" w15:restartNumberingAfterBreak="0">
+  <w:abstractNum w:abstractNumId="25" w15:restartNumberingAfterBreak="0">
     <w:nsid w:val="4E2D4F89"/>
     <w:multiLevelType w:val="multilevel"/>
     <w:tmpl w:val="011A861C"/>
@@ -26968,7 +27038,7 @@
       </w:rPr>
     </w:lvl>
   </w:abstractNum>
-  <w:abstractNum w:abstractNumId="23" w15:restartNumberingAfterBreak="0">
+  <w:abstractNum w:abstractNumId="26" w15:restartNumberingAfterBreak="0">
     <w:nsid w:val="53B76A1C"/>
     <w:multiLevelType w:val="multilevel"/>
     <w:tmpl w:val="25987D0C"/>
@@ -27117,7 +27187,7 @@
       </w:rPr>
     </w:lvl>
   </w:abstractNum>
-  <w:abstractNum w:abstractNumId="24" w15:restartNumberingAfterBreak="0">
+  <w:abstractNum w:abstractNumId="27" w15:restartNumberingAfterBreak="0">
     <w:nsid w:val="5A1F2530"/>
     <w:multiLevelType w:val="multilevel"/>
     <w:tmpl w:val="A57AA2B8"/>
@@ -27266,7 +27336,7 @@
       </w:rPr>
     </w:lvl>
   </w:abstractNum>
-  <w:abstractNum w:abstractNumId="25" w15:restartNumberingAfterBreak="0">
+  <w:abstractNum w:abstractNumId="28" w15:restartNumberingAfterBreak="0">
     <w:nsid w:val="5A2C0A83"/>
     <w:multiLevelType w:val="multilevel"/>
     <w:tmpl w:val="E258F946"/>
@@ -27415,7 +27485,7 @@
       </w:rPr>
     </w:lvl>
   </w:abstractNum>
-  <w:abstractNum w:abstractNumId="26" w15:restartNumberingAfterBreak="0">
+  <w:abstractNum w:abstractNumId="29" w15:restartNumberingAfterBreak="0">
     <w:nsid w:val="5E1D56A0"/>
     <w:multiLevelType w:val="multilevel"/>
     <w:tmpl w:val="E04C48D8"/>
@@ -27564,7 +27634,7 @@
       </w:rPr>
     </w:lvl>
   </w:abstractNum>
-  <w:abstractNum w:abstractNumId="27" w15:restartNumberingAfterBreak="0">
+  <w:abstractNum w:abstractNumId="30" w15:restartNumberingAfterBreak="0">
     <w:nsid w:val="627E3F65"/>
     <w:multiLevelType w:val="multilevel"/>
     <w:tmpl w:val="9D4AB4BE"/>
@@ -27713,7 +27783,7 @@
       </w:rPr>
     </w:lvl>
   </w:abstractNum>
-  <w:abstractNum w:abstractNumId="28" w15:restartNumberingAfterBreak="0">
+  <w:abstractNum w:abstractNumId="31" w15:restartNumberingAfterBreak="0">
     <w:nsid w:val="649A2DB4"/>
     <w:multiLevelType w:val="multilevel"/>
     <w:tmpl w:val="378AF9D2"/>
@@ -27862,7 +27932,7 @@
       </w:rPr>
     </w:lvl>
   </w:abstractNum>
-  <w:abstractNum w:abstractNumId="29" w15:restartNumberingAfterBreak="0">
+  <w:abstractNum w:abstractNumId="32" w15:restartNumberingAfterBreak="0">
     <w:nsid w:val="667571C7"/>
     <w:multiLevelType w:val="multilevel"/>
     <w:tmpl w:val="555E64CA"/>
@@ -28011,7 +28081,7 @@
       </w:rPr>
     </w:lvl>
   </w:abstractNum>
-  <w:abstractNum w:abstractNumId="30" w15:restartNumberingAfterBreak="0">
+  <w:abstractNum w:abstractNumId="33" w15:restartNumberingAfterBreak="0">
     <w:nsid w:val="68E15760"/>
     <w:multiLevelType w:val="multilevel"/>
     <w:tmpl w:val="A192007C"/>
@@ -28160,7 +28230,7 @@
       </w:rPr>
     </w:lvl>
   </w:abstractNum>
-  <w:abstractNum w:abstractNumId="31" w15:restartNumberingAfterBreak="0">
+  <w:abstractNum w:abstractNumId="34" w15:restartNumberingAfterBreak="0">
     <w:nsid w:val="6A975E04"/>
     <w:multiLevelType w:val="multilevel"/>
     <w:tmpl w:val="0452FF2C"/>
@@ -28309,7 +28379,7 @@
       </w:rPr>
     </w:lvl>
   </w:abstractNum>
-  <w:abstractNum w:abstractNumId="32" w15:restartNumberingAfterBreak="0">
+  <w:abstractNum w:abstractNumId="35" w15:restartNumberingAfterBreak="0">
     <w:nsid w:val="6D9D7C3B"/>
     <w:multiLevelType w:val="multilevel"/>
     <w:tmpl w:val="836E726C"/>
@@ -28458,7 +28528,7 @@
       </w:rPr>
     </w:lvl>
   </w:abstractNum>
-  <w:abstractNum w:abstractNumId="33" w15:restartNumberingAfterBreak="0">
+  <w:abstractNum w:abstractNumId="36" w15:restartNumberingAfterBreak="0">
     <w:nsid w:val="736C3C1B"/>
     <w:multiLevelType w:val="multilevel"/>
     <w:tmpl w:val="2612CE06"/>
@@ -28607,7 +28677,7 @@
       </w:rPr>
     </w:lvl>
   </w:abstractNum>
-  <w:abstractNum w:abstractNumId="34" w15:restartNumberingAfterBreak="0">
+  <w:abstractNum w:abstractNumId="37" w15:restartNumberingAfterBreak="0">
     <w:nsid w:val="73E4412B"/>
     <w:multiLevelType w:val="multilevel"/>
     <w:tmpl w:val="7E6672EC"/>
@@ -28756,7 +28826,7 @@
       </w:rPr>
     </w:lvl>
   </w:abstractNum>
-  <w:abstractNum w:abstractNumId="35" w15:restartNumberingAfterBreak="0">
+  <w:abstractNum w:abstractNumId="38" w15:restartNumberingAfterBreak="0">
     <w:nsid w:val="74426427"/>
     <w:multiLevelType w:val="multilevel"/>
     <w:tmpl w:val="0AD624FA"/>
@@ -28905,7 +28975,7 @@
       </w:rPr>
     </w:lvl>
   </w:abstractNum>
-  <w:abstractNum w:abstractNumId="36" w15:restartNumberingAfterBreak="0">
+  <w:abstractNum w:abstractNumId="39" w15:restartNumberingAfterBreak="0">
     <w:nsid w:val="758D7859"/>
     <w:multiLevelType w:val="multilevel"/>
     <w:tmpl w:val="7E9CB006"/>
@@ -29054,7 +29124,7 @@
       </w:rPr>
     </w:lvl>
   </w:abstractNum>
-  <w:abstractNum w:abstractNumId="37" w15:restartNumberingAfterBreak="0">
+  <w:abstractNum w:abstractNumId="40" w15:restartNumberingAfterBreak="0">
     <w:nsid w:val="7BB639DE"/>
     <w:multiLevelType w:val="multilevel"/>
     <w:tmpl w:val="7CB49A8C"/>
@@ -29203,7 +29273,7 @@
       </w:rPr>
     </w:lvl>
   </w:abstractNum>
-  <w:abstractNum w:abstractNumId="38" w15:restartNumberingAfterBreak="0">
+  <w:abstractNum w:abstractNumId="41" w15:restartNumberingAfterBreak="0">
     <w:nsid w:val="7F595CB1"/>
     <w:multiLevelType w:val="multilevel"/>
     <w:tmpl w:val="8C52A18A"/>
@@ -29320,7 +29390,7 @@
       </w:pPr>
     </w:lvl>
   </w:abstractNum>
-  <w:abstractNum w:abstractNumId="39" w15:restartNumberingAfterBreak="0">
+  <w:abstractNum w:abstractNumId="42" w15:restartNumberingAfterBreak="0">
     <w:nsid w:val="7FED70C8"/>
     <w:multiLevelType w:val="multilevel"/>
     <w:tmpl w:val="EEF83DE0"/>
@@ -29434,124 +29504,133 @@
     </w:lvl>
   </w:abstractNum>
   <w:num w:numId="1" w16cid:durableId="1911962858">
+    <w:abstractNumId w:val="14"/>
+  </w:num>
+  <w:num w:numId="2" w16cid:durableId="676422069">
+    <w:abstractNumId w:val="18"/>
+  </w:num>
+  <w:num w:numId="3" w16cid:durableId="1945962353">
+    <w:abstractNumId w:val="38"/>
+  </w:num>
+  <w:num w:numId="4" w16cid:durableId="296230856">
+    <w:abstractNumId w:val="15"/>
+  </w:num>
+  <w:num w:numId="5" w16cid:durableId="25297104">
+    <w:abstractNumId w:val="32"/>
+  </w:num>
+  <w:num w:numId="6" w16cid:durableId="274024773">
+    <w:abstractNumId w:val="10"/>
+  </w:num>
+  <w:num w:numId="7" w16cid:durableId="1692761854">
+    <w:abstractNumId w:val="9"/>
+  </w:num>
+  <w:num w:numId="8" w16cid:durableId="1811089333">
+    <w:abstractNumId w:val="26"/>
+  </w:num>
+  <w:num w:numId="9" w16cid:durableId="1068767598">
+    <w:abstractNumId w:val="24"/>
+  </w:num>
+  <w:num w:numId="10" w16cid:durableId="1043019882">
+    <w:abstractNumId w:val="19"/>
+  </w:num>
+  <w:num w:numId="11" w16cid:durableId="1929732688">
+    <w:abstractNumId w:val="22"/>
+  </w:num>
+  <w:num w:numId="12" w16cid:durableId="1823424495">
+    <w:abstractNumId w:val="29"/>
+  </w:num>
+  <w:num w:numId="13" w16cid:durableId="1439831206">
+    <w:abstractNumId w:val="1"/>
+  </w:num>
+  <w:num w:numId="14" w16cid:durableId="213271643">
+    <w:abstractNumId w:val="27"/>
+  </w:num>
+  <w:num w:numId="15" w16cid:durableId="2104180459">
+    <w:abstractNumId w:val="3"/>
+  </w:num>
+  <w:num w:numId="16" w16cid:durableId="382868519">
+    <w:abstractNumId w:val="37"/>
+  </w:num>
+  <w:num w:numId="17" w16cid:durableId="1354960232">
+    <w:abstractNumId w:val="17"/>
+  </w:num>
+  <w:num w:numId="18" w16cid:durableId="822165217">
+    <w:abstractNumId w:val="4"/>
+  </w:num>
+  <w:num w:numId="19" w16cid:durableId="847451429">
+    <w:abstractNumId w:val="12"/>
+  </w:num>
+  <w:num w:numId="20" w16cid:durableId="1164971553">
+    <w:abstractNumId w:val="25"/>
+  </w:num>
+  <w:num w:numId="21" w16cid:durableId="219052026">
+    <w:abstractNumId w:val="21"/>
+  </w:num>
+  <w:num w:numId="22" w16cid:durableId="569267619">
+    <w:abstractNumId w:val="36"/>
+  </w:num>
+  <w:num w:numId="23" w16cid:durableId="382289431">
+    <w:abstractNumId w:val="6"/>
+  </w:num>
+  <w:num w:numId="24" w16cid:durableId="346563367">
+    <w:abstractNumId w:val="13"/>
+  </w:num>
+  <w:num w:numId="25" w16cid:durableId="1234195938">
+    <w:abstractNumId w:val="28"/>
+  </w:num>
+  <w:num w:numId="26" w16cid:durableId="1056780678">
+    <w:abstractNumId w:val="40"/>
+  </w:num>
+  <w:num w:numId="27" w16cid:durableId="1236013946">
+    <w:abstractNumId w:val="8"/>
+  </w:num>
+  <w:num w:numId="28" w16cid:durableId="2029478404">
+    <w:abstractNumId w:val="34"/>
+  </w:num>
+  <w:num w:numId="29" w16cid:durableId="811560493">
+    <w:abstractNumId w:val="39"/>
+  </w:num>
+  <w:num w:numId="30" w16cid:durableId="328560894">
+    <w:abstractNumId w:val="42"/>
+  </w:num>
+  <w:num w:numId="31" w16cid:durableId="1553229110">
+    <w:abstractNumId w:val="41"/>
+  </w:num>
+  <w:num w:numId="32" w16cid:durableId="1359351863">
+    <w:abstractNumId w:val="2"/>
+  </w:num>
+  <w:num w:numId="33" w16cid:durableId="1412850239">
+    <w:abstractNumId w:val="20"/>
+  </w:num>
+  <w:num w:numId="34" w16cid:durableId="853038717">
+    <w:abstractNumId w:val="7"/>
+  </w:num>
+  <w:num w:numId="35" w16cid:durableId="946428366">
+    <w:abstractNumId w:val="16"/>
+  </w:num>
+  <w:num w:numId="36" w16cid:durableId="285083687">
+    <w:abstractNumId w:val="35"/>
+  </w:num>
+  <w:num w:numId="37" w16cid:durableId="2069305331">
+    <w:abstractNumId w:val="33"/>
+  </w:num>
+  <w:num w:numId="38" w16cid:durableId="1003557093">
+    <w:abstractNumId w:val="30"/>
+  </w:num>
+  <w:num w:numId="39" w16cid:durableId="1558323286">
+    <w:abstractNumId w:val="31"/>
+  </w:num>
+  <w:num w:numId="40" w16cid:durableId="1582367506">
+    <w:abstractNumId w:val="23"/>
+  </w:num>
+  <w:num w:numId="41" w16cid:durableId="1752387499">
+    <w:abstractNumId w:val="0"/>
+  </w:num>
+  <w:num w:numId="42" w16cid:durableId="1150097462">
     <w:abstractNumId w:val="11"/>
   </w:num>
-  <w:num w:numId="2" w16cid:durableId="676422069">
-    <w:abstractNumId w:val="15"/>
-  </w:num>
-  <w:num w:numId="3" w16cid:durableId="1945962353">
-    <w:abstractNumId w:val="35"/>
-  </w:num>
-  <w:num w:numId="4" w16cid:durableId="296230856">
-    <w:abstractNumId w:val="12"/>
-  </w:num>
-  <w:num w:numId="5" w16cid:durableId="25297104">
-    <w:abstractNumId w:val="29"/>
-  </w:num>
-  <w:num w:numId="6" w16cid:durableId="274024773">
-    <w:abstractNumId w:val="8"/>
-  </w:num>
-  <w:num w:numId="7" w16cid:durableId="1692761854">
-    <w:abstractNumId w:val="7"/>
-  </w:num>
-  <w:num w:numId="8" w16cid:durableId="1811089333">
-    <w:abstractNumId w:val="23"/>
-  </w:num>
-  <w:num w:numId="9" w16cid:durableId="1068767598">
-    <w:abstractNumId w:val="21"/>
-  </w:num>
-  <w:num w:numId="10" w16cid:durableId="1043019882">
-    <w:abstractNumId w:val="16"/>
-  </w:num>
-  <w:num w:numId="11" w16cid:durableId="1929732688">
-    <w:abstractNumId w:val="19"/>
-  </w:num>
-  <w:num w:numId="12" w16cid:durableId="1823424495">
-    <w:abstractNumId w:val="26"/>
-  </w:num>
-  <w:num w:numId="13" w16cid:durableId="1439831206">
-    <w:abstractNumId w:val="0"/>
-  </w:num>
-  <w:num w:numId="14" w16cid:durableId="213271643">
-    <w:abstractNumId w:val="24"/>
-  </w:num>
-  <w:num w:numId="15" w16cid:durableId="2104180459">
-    <w:abstractNumId w:val="2"/>
-  </w:num>
-  <w:num w:numId="16" w16cid:durableId="382868519">
-    <w:abstractNumId w:val="34"/>
-  </w:num>
-  <w:num w:numId="17" w16cid:durableId="1354960232">
-    <w:abstractNumId w:val="14"/>
-  </w:num>
-  <w:num w:numId="18" w16cid:durableId="822165217">
-    <w:abstractNumId w:val="3"/>
-  </w:num>
-  <w:num w:numId="19" w16cid:durableId="847451429">
-    <w:abstractNumId w:val="9"/>
-  </w:num>
-  <w:num w:numId="20" w16cid:durableId="1164971553">
-    <w:abstractNumId w:val="22"/>
-  </w:num>
-  <w:num w:numId="21" w16cid:durableId="219052026">
-    <w:abstractNumId w:val="18"/>
-  </w:num>
-  <w:num w:numId="22" w16cid:durableId="569267619">
-    <w:abstractNumId w:val="33"/>
-  </w:num>
-  <w:num w:numId="23" w16cid:durableId="382289431">
-    <w:abstractNumId w:val="4"/>
-  </w:num>
-  <w:num w:numId="24" w16cid:durableId="346563367">
-    <w:abstractNumId w:val="10"/>
-  </w:num>
-  <w:num w:numId="25" w16cid:durableId="1234195938">
-    <w:abstractNumId w:val="25"/>
-  </w:num>
-  <w:num w:numId="26" w16cid:durableId="1056780678">
-    <w:abstractNumId w:val="37"/>
-  </w:num>
-  <w:num w:numId="27" w16cid:durableId="1236013946">
-    <w:abstractNumId w:val="6"/>
-  </w:num>
-  <w:num w:numId="28" w16cid:durableId="2029478404">
-    <w:abstractNumId w:val="31"/>
-  </w:num>
-  <w:num w:numId="29" w16cid:durableId="811560493">
-    <w:abstractNumId w:val="36"/>
-  </w:num>
-  <w:num w:numId="30" w16cid:durableId="328560894">
-    <w:abstractNumId w:val="39"/>
-  </w:num>
-  <w:num w:numId="31" w16cid:durableId="1553229110">
-    <w:abstractNumId w:val="38"/>
-  </w:num>
-  <w:num w:numId="32" w16cid:durableId="1359351863">
-    <w:abstractNumId w:val="1"/>
-  </w:num>
-  <w:num w:numId="33" w16cid:durableId="1412850239">
-    <w:abstractNumId w:val="17"/>
-  </w:num>
-  <w:num w:numId="34" w16cid:durableId="853038717">
+  <w:num w:numId="43" w16cid:durableId="1807041856">
     <w:abstractNumId w:val="5"/>
-  </w:num>
-  <w:num w:numId="35" w16cid:durableId="946428366">
-    <w:abstractNumId w:val="13"/>
-  </w:num>
-  <w:num w:numId="36" w16cid:durableId="285083687">
-    <w:abstractNumId w:val="32"/>
-  </w:num>
-  <w:num w:numId="37" w16cid:durableId="2069305331">
-    <w:abstractNumId w:val="30"/>
-  </w:num>
-  <w:num w:numId="38" w16cid:durableId="1003557093">
-    <w:abstractNumId w:val="27"/>
-  </w:num>
-  <w:num w:numId="39" w16cid:durableId="1558323286">
-    <w:abstractNumId w:val="28"/>
-  </w:num>
-  <w:num w:numId="40" w16cid:durableId="1582367506">
-    <w:abstractNumId w:val="20"/>
   </w:num>
 </w:numbering>
 </file>
